--- a/docs/tables/auc3/sec8_aki_c10_surv.docx
+++ b/docs/tables/auc3/sec8_aki_c10_surv.docx
@@ -23,7 +23,7 @@
         <w:gridCol w:w="2001"/>
         <w:gridCol w:w="1181"/>
         <w:gridCol w:w="778"/>
-        <w:gridCol w:w="1389"/>
+        <w:gridCol w:w="1206"/>
         <w:gridCol w:w="2307"/>
         <w:gridCol w:w="1181"/>
       </w:tblGrid>
@@ -2069,120 +2069,120 @@
                 <w:szCs w:val="22"/>
                 <w:color w:val="000000"/>
               </w:rPr>
-              <w:t xml:space="preserve">4.27</w:t>
-            </w:r>
-          </w:p>
-        </w:tc>
-        <w:tc>
-          <w:tcPr>
-            <w:tcBorders>
-              <w:bottom w:val="none" w:sz="0" w:space="0" w:color="000000"/>
-              <w:top w:val="none" w:sz="0" w:space="0" w:color="000000"/>
-              <w:left w:val="none" w:sz="0" w:space="0" w:color="000000"/>
-              <w:right w:val="none" w:sz="0" w:space="0" w:color="000000"/>
-            </w:tcBorders>
-            <w:shd w:val="clear" w:color="auto" w:fill="FFFFFF"/>
-            <w:tcMar>
-              <w:top w:w="0" w:type="dxa"/>
-              <w:bottom w:w="0" w:type="dxa"/>
-              <w:left w:w="0" w:type="dxa"/>
-              <w:right w:w="0" w:type="dxa"/>
-            </w:tcMar>
-            <w:vAlign w:val="top"/>
-          </w:tcPr>
-          <w:p>
-            <w:pPr>
-              <w:pStyle w:val="Normal"/>
-              <w:jc w:val="center"/>
-              <w:pBdr>
-                <w:bottom w:val="none" w:sz="0" w:space="0" w:color="000000"/>
-                <w:top w:val="none" w:sz="0" w:space="0" w:color="000000"/>
-                <w:left w:val="none" w:sz="0" w:space="0" w:color="000000"/>
-                <w:right w:val="none" w:sz="0" w:space="0" w:color="000000"/>
-              </w:pBdr>
-              <w:spacing w:after="100" w:before="100" w:line="240"/>
-              <w:ind w:left="100" w:right="100" w:firstLine="0" w:firstLineChars="0"/>
-              <w:rPr>
-                <w:rFonts w:ascii="Helvetica" w:hAnsi="Helvetica" w:eastAsia="Helvetica" w:cs="Helvetica"/>
-                <w:i w:val="false"/>
-                <w:b w:val="false"/>
-                <w:u w:val="none"/>
-                <w:sz w:val="22"/>
-                <w:szCs w:val="22"/>
-                <w:color w:val="000000"/>
-              </w:rPr>
-            </w:pPr>
-            <w:r>
-              <w:rPr>
-                <w:rFonts w:ascii="Helvetica" w:hAnsi="Helvetica" w:eastAsia="Helvetica" w:cs="Helvetica"/>
-                <w:i w:val="false"/>
-                <w:b w:val="false"/>
-                <w:u w:val="none"/>
-                <w:sz w:val="22"/>
-                <w:szCs w:val="22"/>
-                <w:color w:val="000000"/>
-              </w:rPr>
-              <w:t xml:space="preserve">0.68, 26.9</w:t>
-            </w:r>
-          </w:p>
-        </w:tc>
-        <w:tc>
-          <w:tcPr>
-            <w:tcBorders>
-              <w:bottom w:val="none" w:sz="0" w:space="0" w:color="000000"/>
-              <w:top w:val="none" w:sz="0" w:space="0" w:color="000000"/>
-              <w:left w:val="none" w:sz="0" w:space="0" w:color="000000"/>
-              <w:right w:val="none" w:sz="0" w:space="0" w:color="000000"/>
-            </w:tcBorders>
-            <w:shd w:val="clear" w:color="auto" w:fill="FFFFFF"/>
-            <w:tcMar>
-              <w:top w:w="0" w:type="dxa"/>
-              <w:bottom w:w="0" w:type="dxa"/>
-              <w:left w:w="0" w:type="dxa"/>
-              <w:right w:w="0" w:type="dxa"/>
-            </w:tcMar>
-            <w:vAlign w:val="top"/>
-          </w:tcPr>
-          <w:p>
-            <w:pPr>
-              <w:pStyle w:val="Normal"/>
-              <w:jc w:val="center"/>
-              <w:pBdr>
-                <w:bottom w:val="none" w:sz="0" w:space="0" w:color="000000"/>
-                <w:top w:val="none" w:sz="0" w:space="0" w:color="000000"/>
-                <w:left w:val="none" w:sz="0" w:space="0" w:color="000000"/>
-                <w:right w:val="none" w:sz="0" w:space="0" w:color="000000"/>
-              </w:pBdr>
-              <w:spacing w:after="100" w:before="100" w:line="240"/>
-              <w:ind w:left="100" w:right="100" w:firstLine="0" w:firstLineChars="0"/>
-              <w:rPr>
-                <w:rFonts w:ascii="Helvetica" w:hAnsi="Helvetica" w:eastAsia="Helvetica" w:cs="Helvetica"/>
-                <w:i w:val="false"/>
-                <w:b w:val="false"/>
-                <w:u w:val="none"/>
-                <w:sz w:val="22"/>
-                <w:szCs w:val="22"/>
-                <w:color w:val="000000"/>
-              </w:rPr>
-            </w:pPr>
-            <w:r>
-              <w:rPr>
-                <w:rFonts w:ascii="Helvetica" w:hAnsi="Helvetica" w:eastAsia="Helvetica" w:cs="Helvetica"/>
-                <w:i w:val="false"/>
-                <w:b w:val="false"/>
-                <w:u w:val="none"/>
-                <w:sz w:val="22"/>
-                <w:szCs w:val="22"/>
-                <w:color w:val="000000"/>
-              </w:rPr>
-              <w:t xml:space="preserve">0.120</w:t>
+              <w:t xml:space="preserve">1.88</w:t>
+            </w:r>
+          </w:p>
+        </w:tc>
+        <w:tc>
+          <w:tcPr>
+            <w:tcBorders>
+              <w:bottom w:val="none" w:sz="0" w:space="0" w:color="000000"/>
+              <w:top w:val="none" w:sz="0" w:space="0" w:color="000000"/>
+              <w:left w:val="none" w:sz="0" w:space="0" w:color="000000"/>
+              <w:right w:val="none" w:sz="0" w:space="0" w:color="000000"/>
+            </w:tcBorders>
+            <w:shd w:val="clear" w:color="auto" w:fill="FFFFFF"/>
+            <w:tcMar>
+              <w:top w:w="0" w:type="dxa"/>
+              <w:bottom w:w="0" w:type="dxa"/>
+              <w:left w:w="0" w:type="dxa"/>
+              <w:right w:w="0" w:type="dxa"/>
+            </w:tcMar>
+            <w:vAlign w:val="top"/>
+          </w:tcPr>
+          <w:p>
+            <w:pPr>
+              <w:pStyle w:val="Normal"/>
+              <w:jc w:val="center"/>
+              <w:pBdr>
+                <w:bottom w:val="none" w:sz="0" w:space="0" w:color="000000"/>
+                <w:top w:val="none" w:sz="0" w:space="0" w:color="000000"/>
+                <w:left w:val="none" w:sz="0" w:space="0" w:color="000000"/>
+                <w:right w:val="none" w:sz="0" w:space="0" w:color="000000"/>
+              </w:pBdr>
+              <w:spacing w:after="100" w:before="100" w:line="240"/>
+              <w:ind w:left="100" w:right="100" w:firstLine="0" w:firstLineChars="0"/>
+              <w:rPr>
+                <w:rFonts w:ascii="Helvetica" w:hAnsi="Helvetica" w:eastAsia="Helvetica" w:cs="Helvetica"/>
+                <w:i w:val="false"/>
+                <w:b w:val="false"/>
+                <w:u w:val="none"/>
+                <w:sz w:val="22"/>
+                <w:szCs w:val="22"/>
+                <w:color w:val="000000"/>
+              </w:rPr>
+            </w:pPr>
+            <w:r>
+              <w:rPr>
+                <w:rFonts w:ascii="Helvetica" w:hAnsi="Helvetica" w:eastAsia="Helvetica" w:cs="Helvetica"/>
+                <w:i w:val="false"/>
+                <w:b w:val="false"/>
+                <w:u w:val="none"/>
+                <w:sz w:val="22"/>
+                <w:szCs w:val="22"/>
+                <w:color w:val="000000"/>
+              </w:rPr>
+              <w:t xml:space="preserve">0.55, 6.49</w:t>
+            </w:r>
+          </w:p>
+        </w:tc>
+        <w:tc>
+          <w:tcPr>
+            <w:tcBorders>
+              <w:bottom w:val="none" w:sz="0" w:space="0" w:color="000000"/>
+              <w:top w:val="none" w:sz="0" w:space="0" w:color="000000"/>
+              <w:left w:val="none" w:sz="0" w:space="0" w:color="000000"/>
+              <w:right w:val="none" w:sz="0" w:space="0" w:color="000000"/>
+            </w:tcBorders>
+            <w:shd w:val="clear" w:color="auto" w:fill="FFFFFF"/>
+            <w:tcMar>
+              <w:top w:w="0" w:type="dxa"/>
+              <w:bottom w:w="0" w:type="dxa"/>
+              <w:left w:w="0" w:type="dxa"/>
+              <w:right w:w="0" w:type="dxa"/>
+            </w:tcMar>
+            <w:vAlign w:val="top"/>
+          </w:tcPr>
+          <w:p>
+            <w:pPr>
+              <w:pStyle w:val="Normal"/>
+              <w:jc w:val="center"/>
+              <w:pBdr>
+                <w:bottom w:val="none" w:sz="0" w:space="0" w:color="000000"/>
+                <w:top w:val="none" w:sz="0" w:space="0" w:color="000000"/>
+                <w:left w:val="none" w:sz="0" w:space="0" w:color="000000"/>
+                <w:right w:val="none" w:sz="0" w:space="0" w:color="000000"/>
+              </w:pBdr>
+              <w:spacing w:after="100" w:before="100" w:line="240"/>
+              <w:ind w:left="100" w:right="100" w:firstLine="0" w:firstLineChars="0"/>
+              <w:rPr>
+                <w:rFonts w:ascii="Helvetica" w:hAnsi="Helvetica" w:eastAsia="Helvetica" w:cs="Helvetica"/>
+                <w:i w:val="false"/>
+                <w:b w:val="false"/>
+                <w:u w:val="none"/>
+                <w:sz w:val="22"/>
+                <w:szCs w:val="22"/>
+                <w:color w:val="000000"/>
+              </w:rPr>
+            </w:pPr>
+            <w:r>
+              <w:rPr>
+                <w:rFonts w:ascii="Helvetica" w:hAnsi="Helvetica" w:eastAsia="Helvetica" w:cs="Helvetica"/>
+                <w:i w:val="false"/>
+                <w:b w:val="false"/>
+                <w:u w:val="none"/>
+                <w:sz w:val="22"/>
+                <w:szCs w:val="22"/>
+                <w:color w:val="000000"/>
+              </w:rPr>
+              <w:t xml:space="preserve">0.320</w:t>
             </w:r>
           </w:p>
         </w:tc>
       </w:tr>
       <w:tr>
         <w:trPr>
-          <w:trHeight w:val="597" w:hRule="auto"/>
+          <w:trHeight w:val="598" w:hRule="auto"/>
         </w:trPr>
         body 4
         <w:tc>
@@ -2605,60 +2605,60 @@
                 <w:szCs w:val="22"/>
                 <w:color w:val="000000"/>
               </w:rPr>
-              <w:t xml:space="preserve">0.97, 1.13</w:t>
-            </w:r>
-          </w:p>
-        </w:tc>
-        <w:tc>
-          <w:tcPr>
-            <w:tcBorders>
-              <w:bottom w:val="none" w:sz="0" w:space="0" w:color="000000"/>
-              <w:top w:val="none" w:sz="0" w:space="0" w:color="000000"/>
-              <w:left w:val="none" w:sz="0" w:space="0" w:color="000000"/>
-              <w:right w:val="none" w:sz="0" w:space="0" w:color="000000"/>
-            </w:tcBorders>
-            <w:shd w:val="clear" w:color="auto" w:fill="FFFFFF"/>
-            <w:tcMar>
-              <w:top w:w="0" w:type="dxa"/>
-              <w:bottom w:w="0" w:type="dxa"/>
-              <w:left w:w="0" w:type="dxa"/>
-              <w:right w:w="0" w:type="dxa"/>
-            </w:tcMar>
-            <w:vAlign w:val="top"/>
-          </w:tcPr>
-          <w:p>
-            <w:pPr>
-              <w:pStyle w:val="Normal"/>
-              <w:jc w:val="center"/>
-              <w:pBdr>
-                <w:bottom w:val="none" w:sz="0" w:space="0" w:color="000000"/>
-                <w:top w:val="none" w:sz="0" w:space="0" w:color="000000"/>
-                <w:left w:val="none" w:sz="0" w:space="0" w:color="000000"/>
-                <w:right w:val="none" w:sz="0" w:space="0" w:color="000000"/>
-              </w:pBdr>
-              <w:spacing w:after="100" w:before="100" w:line="240"/>
-              <w:ind w:left="100" w:right="100" w:firstLine="0" w:firstLineChars="0"/>
-              <w:rPr>
-                <w:rFonts w:ascii="Helvetica" w:hAnsi="Helvetica" w:eastAsia="Helvetica" w:cs="Helvetica"/>
-                <w:i w:val="false"/>
-                <w:b w:val="false"/>
-                <w:u w:val="none"/>
-                <w:sz w:val="22"/>
-                <w:szCs w:val="22"/>
-                <w:color w:val="000000"/>
-              </w:rPr>
-            </w:pPr>
-            <w:r>
-              <w:rPr>
-                <w:rFonts w:ascii="Helvetica" w:hAnsi="Helvetica" w:eastAsia="Helvetica" w:cs="Helvetica"/>
-                <w:i w:val="false"/>
-                <w:b w:val="false"/>
-                <w:u w:val="none"/>
-                <w:sz w:val="22"/>
-                <w:szCs w:val="22"/>
-                <w:color w:val="000000"/>
-              </w:rPr>
-              <w:t xml:space="preserve">0.250</w:t>
+              <w:t xml:space="preserve">0.98, 1.12</w:t>
+            </w:r>
+          </w:p>
+        </w:tc>
+        <w:tc>
+          <w:tcPr>
+            <w:tcBorders>
+              <w:bottom w:val="none" w:sz="0" w:space="0" w:color="000000"/>
+              <w:top w:val="none" w:sz="0" w:space="0" w:color="000000"/>
+              <w:left w:val="none" w:sz="0" w:space="0" w:color="000000"/>
+              <w:right w:val="none" w:sz="0" w:space="0" w:color="000000"/>
+            </w:tcBorders>
+            <w:shd w:val="clear" w:color="auto" w:fill="FFFFFF"/>
+            <w:tcMar>
+              <w:top w:w="0" w:type="dxa"/>
+              <w:bottom w:w="0" w:type="dxa"/>
+              <w:left w:w="0" w:type="dxa"/>
+              <w:right w:w="0" w:type="dxa"/>
+            </w:tcMar>
+            <w:vAlign w:val="top"/>
+          </w:tcPr>
+          <w:p>
+            <w:pPr>
+              <w:pStyle w:val="Normal"/>
+              <w:jc w:val="center"/>
+              <w:pBdr>
+                <w:bottom w:val="none" w:sz="0" w:space="0" w:color="000000"/>
+                <w:top w:val="none" w:sz="0" w:space="0" w:color="000000"/>
+                <w:left w:val="none" w:sz="0" w:space="0" w:color="000000"/>
+                <w:right w:val="none" w:sz="0" w:space="0" w:color="000000"/>
+              </w:pBdr>
+              <w:spacing w:after="100" w:before="100" w:line="240"/>
+              <w:ind w:left="100" w:right="100" w:firstLine="0" w:firstLineChars="0"/>
+              <w:rPr>
+                <w:rFonts w:ascii="Helvetica" w:hAnsi="Helvetica" w:eastAsia="Helvetica" w:cs="Helvetica"/>
+                <w:i w:val="false"/>
+                <w:b w:val="false"/>
+                <w:u w:val="none"/>
+                <w:sz w:val="22"/>
+                <w:szCs w:val="22"/>
+                <w:color w:val="000000"/>
+              </w:rPr>
+            </w:pPr>
+            <w:r>
+              <w:rPr>
+                <w:rFonts w:ascii="Helvetica" w:hAnsi="Helvetica" w:eastAsia="Helvetica" w:cs="Helvetica"/>
+                <w:i w:val="false"/>
+                <w:b w:val="false"/>
+                <w:u w:val="none"/>
+                <w:sz w:val="22"/>
+                <w:szCs w:val="22"/>
+                <w:color w:val="000000"/>
+              </w:rPr>
+              <w:t xml:space="preserve">0.210</w:t>
             </w:r>
           </w:p>
         </w:tc>
@@ -4001,113 +4001,113 @@
                 <w:szCs w:val="22"/>
                 <w:color w:val="000000"/>
               </w:rPr>
-              <w:t xml:space="preserve">21.5</w:t>
-            </w:r>
-          </w:p>
-        </w:tc>
-        <w:tc>
-          <w:tcPr>
-            <w:tcBorders>
-              <w:bottom w:val="none" w:sz="0" w:space="0" w:color="000000"/>
-              <w:top w:val="none" w:sz="0" w:space="0" w:color="000000"/>
-              <w:left w:val="none" w:sz="0" w:space="0" w:color="000000"/>
-              <w:right w:val="none" w:sz="0" w:space="0" w:color="000000"/>
-            </w:tcBorders>
-            <w:shd w:val="clear" w:color="auto" w:fill="FFFFFF"/>
-            <w:tcMar>
-              <w:top w:w="0" w:type="dxa"/>
-              <w:bottom w:w="0" w:type="dxa"/>
-              <w:left w:w="0" w:type="dxa"/>
-              <w:right w:w="0" w:type="dxa"/>
-            </w:tcMar>
-            <w:vAlign w:val="top"/>
-          </w:tcPr>
-          <w:p>
-            <w:pPr>
-              <w:pStyle w:val="Normal"/>
-              <w:jc w:val="center"/>
-              <w:pBdr>
-                <w:bottom w:val="none" w:sz="0" w:space="0" w:color="000000"/>
-                <w:top w:val="none" w:sz="0" w:space="0" w:color="000000"/>
-                <w:left w:val="none" w:sz="0" w:space="0" w:color="000000"/>
-                <w:right w:val="none" w:sz="0" w:space="0" w:color="000000"/>
-              </w:pBdr>
-              <w:spacing w:after="100" w:before="100" w:line="240"/>
-              <w:ind w:left="100" w:right="100" w:firstLine="0" w:firstLineChars="0"/>
-              <w:rPr>
-                <w:rFonts w:ascii="Helvetica" w:hAnsi="Helvetica" w:eastAsia="Helvetica" w:cs="Helvetica"/>
-                <w:i w:val="false"/>
-                <w:b w:val="false"/>
-                <w:u w:val="none"/>
-                <w:sz w:val="22"/>
-                <w:szCs w:val="22"/>
-                <w:color w:val="000000"/>
-              </w:rPr>
-            </w:pPr>
-            <w:r>
-              <w:rPr>
-                <w:rFonts w:ascii="Helvetica" w:hAnsi="Helvetica" w:eastAsia="Helvetica" w:cs="Helvetica"/>
-                <w:i w:val="false"/>
-                <w:b w:val="false"/>
-                <w:u w:val="none"/>
-                <w:sz w:val="22"/>
-                <w:szCs w:val="22"/>
-                <w:color w:val="000000"/>
-              </w:rPr>
-              <w:t xml:space="preserve">1.15, 401</w:t>
-            </w:r>
-          </w:p>
-        </w:tc>
-        <w:tc>
-          <w:tcPr>
-            <w:tcBorders>
-              <w:bottom w:val="none" w:sz="0" w:space="0" w:color="000000"/>
-              <w:top w:val="none" w:sz="0" w:space="0" w:color="000000"/>
-              <w:left w:val="none" w:sz="0" w:space="0" w:color="000000"/>
-              <w:right w:val="none" w:sz="0" w:space="0" w:color="000000"/>
-            </w:tcBorders>
-            <w:shd w:val="clear" w:color="auto" w:fill="FFFFFF"/>
-            <w:tcMar>
-              <w:top w:w="0" w:type="dxa"/>
-              <w:bottom w:w="0" w:type="dxa"/>
-              <w:left w:w="0" w:type="dxa"/>
-              <w:right w:w="0" w:type="dxa"/>
-            </w:tcMar>
-            <w:vAlign w:val="top"/>
-          </w:tcPr>
-          <w:p>
-            <w:pPr>
-              <w:pStyle w:val="Normal"/>
-              <w:jc w:val="center"/>
-              <w:pBdr>
-                <w:bottom w:val="none" w:sz="0" w:space="0" w:color="000000"/>
-                <w:top w:val="none" w:sz="0" w:space="0" w:color="000000"/>
-                <w:left w:val="none" w:sz="0" w:space="0" w:color="000000"/>
-                <w:right w:val="none" w:sz="0" w:space="0" w:color="000000"/>
-              </w:pBdr>
-              <w:spacing w:after="100" w:before="100" w:line="240"/>
-              <w:ind w:left="100" w:right="100" w:firstLine="0" w:firstLineChars="0"/>
-              <w:rPr>
-                <w:rFonts w:ascii="Helvetica" w:hAnsi="Helvetica" w:eastAsia="Helvetica" w:cs="Helvetica"/>
-                <w:i w:val="false"/>
-                <w:b w:val="false"/>
-                <w:u w:val="none"/>
-                <w:sz w:val="22"/>
-                <w:szCs w:val="22"/>
-                <w:color w:val="000000"/>
-              </w:rPr>
-            </w:pPr>
-            <w:r>
-              <w:rPr>
-                <w:rFonts w:ascii="Helvetica" w:hAnsi="Helvetica" w:eastAsia="Helvetica" w:cs="Helvetica"/>
-                <w:i w:val="false"/>
-                <w:b w:val="false"/>
-                <w:u w:val="none"/>
-                <w:sz w:val="22"/>
-                <w:szCs w:val="22"/>
-                <w:color w:val="000000"/>
-              </w:rPr>
-              <w:t xml:space="preserve">0.040</w:t>
+              <w:t xml:space="preserve">7.67</w:t>
+            </w:r>
+          </w:p>
+        </w:tc>
+        <w:tc>
+          <w:tcPr>
+            <w:tcBorders>
+              <w:bottom w:val="none" w:sz="0" w:space="0" w:color="000000"/>
+              <w:top w:val="none" w:sz="0" w:space="0" w:color="000000"/>
+              <w:left w:val="none" w:sz="0" w:space="0" w:color="000000"/>
+              <w:right w:val="none" w:sz="0" w:space="0" w:color="000000"/>
+            </w:tcBorders>
+            <w:shd w:val="clear" w:color="auto" w:fill="FFFFFF"/>
+            <w:tcMar>
+              <w:top w:w="0" w:type="dxa"/>
+              <w:bottom w:w="0" w:type="dxa"/>
+              <w:left w:w="0" w:type="dxa"/>
+              <w:right w:w="0" w:type="dxa"/>
+            </w:tcMar>
+            <w:vAlign w:val="top"/>
+          </w:tcPr>
+          <w:p>
+            <w:pPr>
+              <w:pStyle w:val="Normal"/>
+              <w:jc w:val="center"/>
+              <w:pBdr>
+                <w:bottom w:val="none" w:sz="0" w:space="0" w:color="000000"/>
+                <w:top w:val="none" w:sz="0" w:space="0" w:color="000000"/>
+                <w:left w:val="none" w:sz="0" w:space="0" w:color="000000"/>
+                <w:right w:val="none" w:sz="0" w:space="0" w:color="000000"/>
+              </w:pBdr>
+              <w:spacing w:after="100" w:before="100" w:line="240"/>
+              <w:ind w:left="100" w:right="100" w:firstLine="0" w:firstLineChars="0"/>
+              <w:rPr>
+                <w:rFonts w:ascii="Helvetica" w:hAnsi="Helvetica" w:eastAsia="Helvetica" w:cs="Helvetica"/>
+                <w:i w:val="false"/>
+                <w:b w:val="false"/>
+                <w:u w:val="none"/>
+                <w:sz w:val="22"/>
+                <w:szCs w:val="22"/>
+                <w:color w:val="000000"/>
+              </w:rPr>
+            </w:pPr>
+            <w:r>
+              <w:rPr>
+                <w:rFonts w:ascii="Helvetica" w:hAnsi="Helvetica" w:eastAsia="Helvetica" w:cs="Helvetica"/>
+                <w:i w:val="false"/>
+                <w:b w:val="false"/>
+                <w:u w:val="none"/>
+                <w:sz w:val="22"/>
+                <w:szCs w:val="22"/>
+                <w:color w:val="000000"/>
+              </w:rPr>
+              <w:t xml:space="preserve">0.81, 72.2</w:t>
+            </w:r>
+          </w:p>
+        </w:tc>
+        <w:tc>
+          <w:tcPr>
+            <w:tcBorders>
+              <w:bottom w:val="none" w:sz="0" w:space="0" w:color="000000"/>
+              <w:top w:val="none" w:sz="0" w:space="0" w:color="000000"/>
+              <w:left w:val="none" w:sz="0" w:space="0" w:color="000000"/>
+              <w:right w:val="none" w:sz="0" w:space="0" w:color="000000"/>
+            </w:tcBorders>
+            <w:shd w:val="clear" w:color="auto" w:fill="FFFFFF"/>
+            <w:tcMar>
+              <w:top w:w="0" w:type="dxa"/>
+              <w:bottom w:w="0" w:type="dxa"/>
+              <w:left w:w="0" w:type="dxa"/>
+              <w:right w:w="0" w:type="dxa"/>
+            </w:tcMar>
+            <w:vAlign w:val="top"/>
+          </w:tcPr>
+          <w:p>
+            <w:pPr>
+              <w:pStyle w:val="Normal"/>
+              <w:jc w:val="center"/>
+              <w:pBdr>
+                <w:bottom w:val="none" w:sz="0" w:space="0" w:color="000000"/>
+                <w:top w:val="none" w:sz="0" w:space="0" w:color="000000"/>
+                <w:left w:val="none" w:sz="0" w:space="0" w:color="000000"/>
+                <w:right w:val="none" w:sz="0" w:space="0" w:color="000000"/>
+              </w:pBdr>
+              <w:spacing w:after="100" w:before="100" w:line="240"/>
+              <w:ind w:left="100" w:right="100" w:firstLine="0" w:firstLineChars="0"/>
+              <w:rPr>
+                <w:rFonts w:ascii="Helvetica" w:hAnsi="Helvetica" w:eastAsia="Helvetica" w:cs="Helvetica"/>
+                <w:i w:val="false"/>
+                <w:b w:val="false"/>
+                <w:u w:val="none"/>
+                <w:sz w:val="22"/>
+                <w:szCs w:val="22"/>
+                <w:color w:val="000000"/>
+              </w:rPr>
+            </w:pPr>
+            <w:r>
+              <w:rPr>
+                <w:rFonts w:ascii="Helvetica" w:hAnsi="Helvetica" w:eastAsia="Helvetica" w:cs="Helvetica"/>
+                <w:i w:val="false"/>
+                <w:b w:val="false"/>
+                <w:u w:val="none"/>
+                <w:sz w:val="22"/>
+                <w:szCs w:val="22"/>
+                <w:color w:val="000000"/>
+              </w:rPr>
+              <w:t xml:space="preserve">0.075</w:t>
             </w:r>
           </w:p>
         </w:tc>
@@ -4484,113 +4484,113 @@
                 <w:szCs w:val="22"/>
                 <w:color w:val="000000"/>
               </w:rPr>
-              <w:t xml:space="preserve">1.15</w:t>
-            </w:r>
-          </w:p>
-        </w:tc>
-        <w:tc>
-          <w:tcPr>
-            <w:tcBorders>
-              <w:bottom w:val="none" w:sz="0" w:space="0" w:color="000000"/>
-              <w:top w:val="none" w:sz="0" w:space="0" w:color="000000"/>
-              <w:left w:val="none" w:sz="0" w:space="0" w:color="000000"/>
-              <w:right w:val="none" w:sz="0" w:space="0" w:color="000000"/>
-            </w:tcBorders>
-            <w:shd w:val="clear" w:color="auto" w:fill="FFFFFF"/>
-            <w:tcMar>
-              <w:top w:w="0" w:type="dxa"/>
-              <w:bottom w:w="0" w:type="dxa"/>
-              <w:left w:w="0" w:type="dxa"/>
-              <w:right w:w="0" w:type="dxa"/>
-            </w:tcMar>
-            <w:vAlign w:val="top"/>
-          </w:tcPr>
-          <w:p>
-            <w:pPr>
-              <w:pStyle w:val="Normal"/>
-              <w:jc w:val="center"/>
-              <w:pBdr>
-                <w:bottom w:val="none" w:sz="0" w:space="0" w:color="000000"/>
-                <w:top w:val="none" w:sz="0" w:space="0" w:color="000000"/>
-                <w:left w:val="none" w:sz="0" w:space="0" w:color="000000"/>
-                <w:right w:val="none" w:sz="0" w:space="0" w:color="000000"/>
-              </w:pBdr>
-              <w:spacing w:after="100" w:before="100" w:line="240"/>
-              <w:ind w:left="100" w:right="100" w:firstLine="0" w:firstLineChars="0"/>
-              <w:rPr>
-                <w:rFonts w:ascii="Helvetica" w:hAnsi="Helvetica" w:eastAsia="Helvetica" w:cs="Helvetica"/>
-                <w:i w:val="false"/>
-                <w:b w:val="false"/>
-                <w:u w:val="none"/>
-                <w:sz w:val="22"/>
-                <w:szCs w:val="22"/>
-                <w:color w:val="000000"/>
-              </w:rPr>
-            </w:pPr>
-            <w:r>
-              <w:rPr>
-                <w:rFonts w:ascii="Helvetica" w:hAnsi="Helvetica" w:eastAsia="Helvetica" w:cs="Helvetica"/>
-                <w:i w:val="false"/>
-                <w:b w:val="false"/>
-                <w:u w:val="none"/>
-                <w:sz w:val="22"/>
-                <w:szCs w:val="22"/>
-                <w:color w:val="000000"/>
-              </w:rPr>
-              <w:t xml:space="preserve">0.79, 1.68</w:t>
-            </w:r>
-          </w:p>
-        </w:tc>
-        <w:tc>
-          <w:tcPr>
-            <w:tcBorders>
-              <w:bottom w:val="none" w:sz="0" w:space="0" w:color="000000"/>
-              <w:top w:val="none" w:sz="0" w:space="0" w:color="000000"/>
-              <w:left w:val="none" w:sz="0" w:space="0" w:color="000000"/>
-              <w:right w:val="none" w:sz="0" w:space="0" w:color="000000"/>
-            </w:tcBorders>
-            <w:shd w:val="clear" w:color="auto" w:fill="FFFFFF"/>
-            <w:tcMar>
-              <w:top w:w="0" w:type="dxa"/>
-              <w:bottom w:w="0" w:type="dxa"/>
-              <w:left w:w="0" w:type="dxa"/>
-              <w:right w:w="0" w:type="dxa"/>
-            </w:tcMar>
-            <w:vAlign w:val="top"/>
-          </w:tcPr>
-          <w:p>
-            <w:pPr>
-              <w:pStyle w:val="Normal"/>
-              <w:jc w:val="center"/>
-              <w:pBdr>
-                <w:bottom w:val="none" w:sz="0" w:space="0" w:color="000000"/>
-                <w:top w:val="none" w:sz="0" w:space="0" w:color="000000"/>
-                <w:left w:val="none" w:sz="0" w:space="0" w:color="000000"/>
-                <w:right w:val="none" w:sz="0" w:space="0" w:color="000000"/>
-              </w:pBdr>
-              <w:spacing w:after="100" w:before="100" w:line="240"/>
-              <w:ind w:left="100" w:right="100" w:firstLine="0" w:firstLineChars="0"/>
-              <w:rPr>
-                <w:rFonts w:ascii="Helvetica" w:hAnsi="Helvetica" w:eastAsia="Helvetica" w:cs="Helvetica"/>
-                <w:i w:val="false"/>
-                <w:b w:val="false"/>
-                <w:u w:val="none"/>
-                <w:sz w:val="22"/>
-                <w:szCs w:val="22"/>
-                <w:color w:val="000000"/>
-              </w:rPr>
-            </w:pPr>
-            <w:r>
-              <w:rPr>
-                <w:rFonts w:ascii="Helvetica" w:hAnsi="Helvetica" w:eastAsia="Helvetica" w:cs="Helvetica"/>
-                <w:i w:val="false"/>
-                <w:b w:val="false"/>
-                <w:u w:val="none"/>
-                <w:sz w:val="22"/>
-                <w:szCs w:val="22"/>
-                <w:color w:val="000000"/>
-              </w:rPr>
-              <w:t xml:space="preserve">0.480</w:t>
+              <w:t xml:space="preserve">1.10</w:t>
+            </w:r>
+          </w:p>
+        </w:tc>
+        <w:tc>
+          <w:tcPr>
+            <w:tcBorders>
+              <w:bottom w:val="none" w:sz="0" w:space="0" w:color="000000"/>
+              <w:top w:val="none" w:sz="0" w:space="0" w:color="000000"/>
+              <w:left w:val="none" w:sz="0" w:space="0" w:color="000000"/>
+              <w:right w:val="none" w:sz="0" w:space="0" w:color="000000"/>
+            </w:tcBorders>
+            <w:shd w:val="clear" w:color="auto" w:fill="FFFFFF"/>
+            <w:tcMar>
+              <w:top w:w="0" w:type="dxa"/>
+              <w:bottom w:w="0" w:type="dxa"/>
+              <w:left w:w="0" w:type="dxa"/>
+              <w:right w:w="0" w:type="dxa"/>
+            </w:tcMar>
+            <w:vAlign w:val="top"/>
+          </w:tcPr>
+          <w:p>
+            <w:pPr>
+              <w:pStyle w:val="Normal"/>
+              <w:jc w:val="center"/>
+              <w:pBdr>
+                <w:bottom w:val="none" w:sz="0" w:space="0" w:color="000000"/>
+                <w:top w:val="none" w:sz="0" w:space="0" w:color="000000"/>
+                <w:left w:val="none" w:sz="0" w:space="0" w:color="000000"/>
+                <w:right w:val="none" w:sz="0" w:space="0" w:color="000000"/>
+              </w:pBdr>
+              <w:spacing w:after="100" w:before="100" w:line="240"/>
+              <w:ind w:left="100" w:right="100" w:firstLine="0" w:firstLineChars="0"/>
+              <w:rPr>
+                <w:rFonts w:ascii="Helvetica" w:hAnsi="Helvetica" w:eastAsia="Helvetica" w:cs="Helvetica"/>
+                <w:i w:val="false"/>
+                <w:b w:val="false"/>
+                <w:u w:val="none"/>
+                <w:sz w:val="22"/>
+                <w:szCs w:val="22"/>
+                <w:color w:val="000000"/>
+              </w:rPr>
+            </w:pPr>
+            <w:r>
+              <w:rPr>
+                <w:rFonts w:ascii="Helvetica" w:hAnsi="Helvetica" w:eastAsia="Helvetica" w:cs="Helvetica"/>
+                <w:i w:val="false"/>
+                <w:b w:val="false"/>
+                <w:u w:val="none"/>
+                <w:sz w:val="22"/>
+                <w:szCs w:val="22"/>
+                <w:color w:val="000000"/>
+              </w:rPr>
+              <w:t xml:space="preserve">0.82, 1.49</w:t>
+            </w:r>
+          </w:p>
+        </w:tc>
+        <w:tc>
+          <w:tcPr>
+            <w:tcBorders>
+              <w:bottom w:val="none" w:sz="0" w:space="0" w:color="000000"/>
+              <w:top w:val="none" w:sz="0" w:space="0" w:color="000000"/>
+              <w:left w:val="none" w:sz="0" w:space="0" w:color="000000"/>
+              <w:right w:val="none" w:sz="0" w:space="0" w:color="000000"/>
+            </w:tcBorders>
+            <w:shd w:val="clear" w:color="auto" w:fill="FFFFFF"/>
+            <w:tcMar>
+              <w:top w:w="0" w:type="dxa"/>
+              <w:bottom w:w="0" w:type="dxa"/>
+              <w:left w:w="0" w:type="dxa"/>
+              <w:right w:w="0" w:type="dxa"/>
+            </w:tcMar>
+            <w:vAlign w:val="top"/>
+          </w:tcPr>
+          <w:p>
+            <w:pPr>
+              <w:pStyle w:val="Normal"/>
+              <w:jc w:val="center"/>
+              <w:pBdr>
+                <w:bottom w:val="none" w:sz="0" w:space="0" w:color="000000"/>
+                <w:top w:val="none" w:sz="0" w:space="0" w:color="000000"/>
+                <w:left w:val="none" w:sz="0" w:space="0" w:color="000000"/>
+                <w:right w:val="none" w:sz="0" w:space="0" w:color="000000"/>
+              </w:pBdr>
+              <w:spacing w:after="100" w:before="100" w:line="240"/>
+              <w:ind w:left="100" w:right="100" w:firstLine="0" w:firstLineChars="0"/>
+              <w:rPr>
+                <w:rFonts w:ascii="Helvetica" w:hAnsi="Helvetica" w:eastAsia="Helvetica" w:cs="Helvetica"/>
+                <w:i w:val="false"/>
+                <w:b w:val="false"/>
+                <w:u w:val="none"/>
+                <w:sz w:val="22"/>
+                <w:szCs w:val="22"/>
+                <w:color w:val="000000"/>
+              </w:rPr>
+            </w:pPr>
+            <w:r>
+              <w:rPr>
+                <w:rFonts w:ascii="Helvetica" w:hAnsi="Helvetica" w:eastAsia="Helvetica" w:cs="Helvetica"/>
+                <w:i w:val="false"/>
+                <w:b w:val="false"/>
+                <w:u w:val="none"/>
+                <w:sz w:val="22"/>
+                <w:szCs w:val="22"/>
+                <w:color w:val="000000"/>
+              </w:rPr>
+              <w:t xml:space="preserve">0.530</w:t>
             </w:r>
           </w:p>
         </w:tc>
@@ -5933,113 +5933,113 @@
                 <w:szCs w:val="22"/>
                 <w:color w:val="000000"/>
               </w:rPr>
-              <w:t xml:space="preserve">2.18</w:t>
-            </w:r>
-          </w:p>
-        </w:tc>
-        <w:tc>
-          <w:tcPr>
-            <w:tcBorders>
-              <w:bottom w:val="none" w:sz="0" w:space="0" w:color="000000"/>
-              <w:top w:val="none" w:sz="0" w:space="0" w:color="000000"/>
-              <w:left w:val="none" w:sz="0" w:space="0" w:color="000000"/>
-              <w:right w:val="none" w:sz="0" w:space="0" w:color="000000"/>
-            </w:tcBorders>
-            <w:shd w:val="clear" w:color="auto" w:fill="FFFFFF"/>
-            <w:tcMar>
-              <w:top w:w="0" w:type="dxa"/>
-              <w:bottom w:w="0" w:type="dxa"/>
-              <w:left w:w="0" w:type="dxa"/>
-              <w:right w:w="0" w:type="dxa"/>
-            </w:tcMar>
-            <w:vAlign w:val="top"/>
-          </w:tcPr>
-          <w:p>
-            <w:pPr>
-              <w:pStyle w:val="Normal"/>
-              <w:jc w:val="center"/>
-              <w:pBdr>
-                <w:bottom w:val="none" w:sz="0" w:space="0" w:color="000000"/>
-                <w:top w:val="none" w:sz="0" w:space="0" w:color="000000"/>
-                <w:left w:val="none" w:sz="0" w:space="0" w:color="000000"/>
-                <w:right w:val="none" w:sz="0" w:space="0" w:color="000000"/>
-              </w:pBdr>
-              <w:spacing w:after="100" w:before="100" w:line="240"/>
-              <w:ind w:left="100" w:right="100" w:firstLine="0" w:firstLineChars="0"/>
-              <w:rPr>
-                <w:rFonts w:ascii="Helvetica" w:hAnsi="Helvetica" w:eastAsia="Helvetica" w:cs="Helvetica"/>
-                <w:i w:val="false"/>
-                <w:b w:val="false"/>
-                <w:u w:val="none"/>
-                <w:sz w:val="22"/>
-                <w:szCs w:val="22"/>
-                <w:color w:val="000000"/>
-              </w:rPr>
-            </w:pPr>
-            <w:r>
-              <w:rPr>
-                <w:rFonts w:ascii="Helvetica" w:hAnsi="Helvetica" w:eastAsia="Helvetica" w:cs="Helvetica"/>
-                <w:i w:val="false"/>
-                <w:b w:val="false"/>
-                <w:u w:val="none"/>
-                <w:sz w:val="22"/>
-                <w:szCs w:val="22"/>
-                <w:color w:val="000000"/>
-              </w:rPr>
-              <w:t xml:space="preserve">0.38, 12.4</w:t>
-            </w:r>
-          </w:p>
-        </w:tc>
-        <w:tc>
-          <w:tcPr>
-            <w:tcBorders>
-              <w:bottom w:val="none" w:sz="0" w:space="0" w:color="000000"/>
-              <w:top w:val="none" w:sz="0" w:space="0" w:color="000000"/>
-              <w:left w:val="none" w:sz="0" w:space="0" w:color="000000"/>
-              <w:right w:val="none" w:sz="0" w:space="0" w:color="000000"/>
-            </w:tcBorders>
-            <w:shd w:val="clear" w:color="auto" w:fill="FFFFFF"/>
-            <w:tcMar>
-              <w:top w:w="0" w:type="dxa"/>
-              <w:bottom w:w="0" w:type="dxa"/>
-              <w:left w:w="0" w:type="dxa"/>
-              <w:right w:w="0" w:type="dxa"/>
-            </w:tcMar>
-            <w:vAlign w:val="top"/>
-          </w:tcPr>
-          <w:p>
-            <w:pPr>
-              <w:pStyle w:val="Normal"/>
-              <w:jc w:val="center"/>
-              <w:pBdr>
-                <w:bottom w:val="none" w:sz="0" w:space="0" w:color="000000"/>
-                <w:top w:val="none" w:sz="0" w:space="0" w:color="000000"/>
-                <w:left w:val="none" w:sz="0" w:space="0" w:color="000000"/>
-                <w:right w:val="none" w:sz="0" w:space="0" w:color="000000"/>
-              </w:pBdr>
-              <w:spacing w:after="100" w:before="100" w:line="240"/>
-              <w:ind w:left="100" w:right="100" w:firstLine="0" w:firstLineChars="0"/>
-              <w:rPr>
-                <w:rFonts w:ascii="Helvetica" w:hAnsi="Helvetica" w:eastAsia="Helvetica" w:cs="Helvetica"/>
-                <w:i w:val="false"/>
-                <w:b w:val="false"/>
-                <w:u w:val="none"/>
-                <w:sz w:val="22"/>
-                <w:szCs w:val="22"/>
-                <w:color w:val="000000"/>
-              </w:rPr>
-            </w:pPr>
-            <w:r>
-              <w:rPr>
-                <w:rFonts w:ascii="Helvetica" w:hAnsi="Helvetica" w:eastAsia="Helvetica" w:cs="Helvetica"/>
-                <w:i w:val="false"/>
-                <w:b w:val="false"/>
-                <w:u w:val="none"/>
-                <w:sz w:val="22"/>
-                <w:szCs w:val="22"/>
-                <w:color w:val="000000"/>
-              </w:rPr>
-              <w:t xml:space="preserve">0.380</w:t>
+              <w:t xml:space="preserve">1.99</w:t>
+            </w:r>
+          </w:p>
+        </w:tc>
+        <w:tc>
+          <w:tcPr>
+            <w:tcBorders>
+              <w:bottom w:val="none" w:sz="0" w:space="0" w:color="000000"/>
+              <w:top w:val="none" w:sz="0" w:space="0" w:color="000000"/>
+              <w:left w:val="none" w:sz="0" w:space="0" w:color="000000"/>
+              <w:right w:val="none" w:sz="0" w:space="0" w:color="000000"/>
+            </w:tcBorders>
+            <w:shd w:val="clear" w:color="auto" w:fill="FFFFFF"/>
+            <w:tcMar>
+              <w:top w:w="0" w:type="dxa"/>
+              <w:bottom w:w="0" w:type="dxa"/>
+              <w:left w:w="0" w:type="dxa"/>
+              <w:right w:w="0" w:type="dxa"/>
+            </w:tcMar>
+            <w:vAlign w:val="top"/>
+          </w:tcPr>
+          <w:p>
+            <w:pPr>
+              <w:pStyle w:val="Normal"/>
+              <w:jc w:val="center"/>
+              <w:pBdr>
+                <w:bottom w:val="none" w:sz="0" w:space="0" w:color="000000"/>
+                <w:top w:val="none" w:sz="0" w:space="0" w:color="000000"/>
+                <w:left w:val="none" w:sz="0" w:space="0" w:color="000000"/>
+                <w:right w:val="none" w:sz="0" w:space="0" w:color="000000"/>
+              </w:pBdr>
+              <w:spacing w:after="100" w:before="100" w:line="240"/>
+              <w:ind w:left="100" w:right="100" w:firstLine="0" w:firstLineChars="0"/>
+              <w:rPr>
+                <w:rFonts w:ascii="Helvetica" w:hAnsi="Helvetica" w:eastAsia="Helvetica" w:cs="Helvetica"/>
+                <w:i w:val="false"/>
+                <w:b w:val="false"/>
+                <w:u w:val="none"/>
+                <w:sz w:val="22"/>
+                <w:szCs w:val="22"/>
+                <w:color w:val="000000"/>
+              </w:rPr>
+            </w:pPr>
+            <w:r>
+              <w:rPr>
+                <w:rFonts w:ascii="Helvetica" w:hAnsi="Helvetica" w:eastAsia="Helvetica" w:cs="Helvetica"/>
+                <w:i w:val="false"/>
+                <w:b w:val="false"/>
+                <w:u w:val="none"/>
+                <w:sz w:val="22"/>
+                <w:szCs w:val="22"/>
+                <w:color w:val="000000"/>
+              </w:rPr>
+              <w:t xml:space="preserve">0.29, 13.6</w:t>
+            </w:r>
+          </w:p>
+        </w:tc>
+        <w:tc>
+          <w:tcPr>
+            <w:tcBorders>
+              <w:bottom w:val="none" w:sz="0" w:space="0" w:color="000000"/>
+              <w:top w:val="none" w:sz="0" w:space="0" w:color="000000"/>
+              <w:left w:val="none" w:sz="0" w:space="0" w:color="000000"/>
+              <w:right w:val="none" w:sz="0" w:space="0" w:color="000000"/>
+            </w:tcBorders>
+            <w:shd w:val="clear" w:color="auto" w:fill="FFFFFF"/>
+            <w:tcMar>
+              <w:top w:w="0" w:type="dxa"/>
+              <w:bottom w:w="0" w:type="dxa"/>
+              <w:left w:w="0" w:type="dxa"/>
+              <w:right w:w="0" w:type="dxa"/>
+            </w:tcMar>
+            <w:vAlign w:val="top"/>
+          </w:tcPr>
+          <w:p>
+            <w:pPr>
+              <w:pStyle w:val="Normal"/>
+              <w:jc w:val="center"/>
+              <w:pBdr>
+                <w:bottom w:val="none" w:sz="0" w:space="0" w:color="000000"/>
+                <w:top w:val="none" w:sz="0" w:space="0" w:color="000000"/>
+                <w:left w:val="none" w:sz="0" w:space="0" w:color="000000"/>
+                <w:right w:val="none" w:sz="0" w:space="0" w:color="000000"/>
+              </w:pBdr>
+              <w:spacing w:after="100" w:before="100" w:line="240"/>
+              <w:ind w:left="100" w:right="100" w:firstLine="0" w:firstLineChars="0"/>
+              <w:rPr>
+                <w:rFonts w:ascii="Helvetica" w:hAnsi="Helvetica" w:eastAsia="Helvetica" w:cs="Helvetica"/>
+                <w:i w:val="false"/>
+                <w:b w:val="false"/>
+                <w:u w:val="none"/>
+                <w:sz w:val="22"/>
+                <w:szCs w:val="22"/>
+                <w:color w:val="000000"/>
+              </w:rPr>
+            </w:pPr>
+            <w:r>
+              <w:rPr>
+                <w:rFonts w:ascii="Helvetica" w:hAnsi="Helvetica" w:eastAsia="Helvetica" w:cs="Helvetica"/>
+                <w:i w:val="false"/>
+                <w:b w:val="false"/>
+                <w:u w:val="none"/>
+                <w:sz w:val="22"/>
+                <w:szCs w:val="22"/>
+                <w:color w:val="000000"/>
+              </w:rPr>
+              <w:t xml:space="preserve">0.480</w:t>
             </w:r>
           </w:p>
         </w:tc>
@@ -7382,60 +7382,60 @@
                 <w:szCs w:val="22"/>
                 <w:color w:val="000000"/>
               </w:rPr>
-              <w:t xml:space="preserve">806,553</w:t>
-            </w:r>
-          </w:p>
-        </w:tc>
-        <w:tc>
-          <w:tcPr>
-            <w:tcBorders>
-              <w:bottom w:val="none" w:sz="0" w:space="0" w:color="000000"/>
-              <w:top w:val="none" w:sz="0" w:space="0" w:color="000000"/>
-              <w:left w:val="none" w:sz="0" w:space="0" w:color="000000"/>
-              <w:right w:val="none" w:sz="0" w:space="0" w:color="000000"/>
-            </w:tcBorders>
-            <w:shd w:val="clear" w:color="auto" w:fill="FFFFFF"/>
-            <w:tcMar>
-              <w:top w:w="0" w:type="dxa"/>
-              <w:bottom w:w="0" w:type="dxa"/>
-              <w:left w:w="0" w:type="dxa"/>
-              <w:right w:w="0" w:type="dxa"/>
-            </w:tcMar>
-            <w:vAlign w:val="top"/>
-          </w:tcPr>
-          <w:p>
-            <w:pPr>
-              <w:pStyle w:val="Normal"/>
-              <w:jc w:val="center"/>
-              <w:pBdr>
-                <w:bottom w:val="none" w:sz="0" w:space="0" w:color="000000"/>
-                <w:top w:val="none" w:sz="0" w:space="0" w:color="000000"/>
-                <w:left w:val="none" w:sz="0" w:space="0" w:color="000000"/>
-                <w:right w:val="none" w:sz="0" w:space="0" w:color="000000"/>
-              </w:pBdr>
-              <w:spacing w:after="100" w:before="100" w:line="240"/>
-              <w:ind w:left="100" w:right="100" w:firstLine="0" w:firstLineChars="0"/>
-              <w:rPr>
-                <w:rFonts w:ascii="Helvetica" w:hAnsi="Helvetica" w:eastAsia="Helvetica" w:cs="Helvetica"/>
-                <w:i w:val="false"/>
-                <w:b w:val="false"/>
-                <w:u w:val="none"/>
-                <w:sz w:val="22"/>
-                <w:szCs w:val="22"/>
-                <w:color w:val="000000"/>
-              </w:rPr>
-            </w:pPr>
-            <w:r>
-              <w:rPr>
-                <w:rFonts w:ascii="Helvetica" w:hAnsi="Helvetica" w:eastAsia="Helvetica" w:cs="Helvetica"/>
-                <w:i w:val="false"/>
-                <w:b w:val="false"/>
-                <w:u w:val="none"/>
-                <w:sz w:val="22"/>
-                <w:szCs w:val="22"/>
-                <w:color w:val="000000"/>
-              </w:rPr>
-              <w:t xml:space="preserve">7,682, 84,681,517</w:t>
+              <w:t xml:space="preserve">149,157</w:t>
+            </w:r>
+          </w:p>
+        </w:tc>
+        <w:tc>
+          <w:tcPr>
+            <w:tcBorders>
+              <w:bottom w:val="none" w:sz="0" w:space="0" w:color="000000"/>
+              <w:top w:val="none" w:sz="0" w:space="0" w:color="000000"/>
+              <w:left w:val="none" w:sz="0" w:space="0" w:color="000000"/>
+              <w:right w:val="none" w:sz="0" w:space="0" w:color="000000"/>
+            </w:tcBorders>
+            <w:shd w:val="clear" w:color="auto" w:fill="FFFFFF"/>
+            <w:tcMar>
+              <w:top w:w="0" w:type="dxa"/>
+              <w:bottom w:w="0" w:type="dxa"/>
+              <w:left w:w="0" w:type="dxa"/>
+              <w:right w:w="0" w:type="dxa"/>
+            </w:tcMar>
+            <w:vAlign w:val="top"/>
+          </w:tcPr>
+          <w:p>
+            <w:pPr>
+              <w:pStyle w:val="Normal"/>
+              <w:jc w:val="center"/>
+              <w:pBdr>
+                <w:bottom w:val="none" w:sz="0" w:space="0" w:color="000000"/>
+                <w:top w:val="none" w:sz="0" w:space="0" w:color="000000"/>
+                <w:left w:val="none" w:sz="0" w:space="0" w:color="000000"/>
+                <w:right w:val="none" w:sz="0" w:space="0" w:color="000000"/>
+              </w:pBdr>
+              <w:spacing w:after="100" w:before="100" w:line="240"/>
+              <w:ind w:left="100" w:right="100" w:firstLine="0" w:firstLineChars="0"/>
+              <w:rPr>
+                <w:rFonts w:ascii="Helvetica" w:hAnsi="Helvetica" w:eastAsia="Helvetica" w:cs="Helvetica"/>
+                <w:i w:val="false"/>
+                <w:b w:val="false"/>
+                <w:u w:val="none"/>
+                <w:sz w:val="22"/>
+                <w:szCs w:val="22"/>
+                <w:color w:val="000000"/>
+              </w:rPr>
+            </w:pPr>
+            <w:r>
+              <w:rPr>
+                <w:rFonts w:ascii="Helvetica" w:hAnsi="Helvetica" w:eastAsia="Helvetica" w:cs="Helvetica"/>
+                <w:i w:val="false"/>
+                <w:b w:val="false"/>
+                <w:u w:val="none"/>
+                <w:sz w:val="22"/>
+                <w:szCs w:val="22"/>
+                <w:color w:val="000000"/>
+              </w:rPr>
+              <w:t xml:space="preserve">3,115, 7,141,530</w:t>
             </w:r>
           </w:p>
         </w:tc>
@@ -7865,113 +7865,113 @@
                 <w:szCs w:val="22"/>
                 <w:color w:val="000000"/>
               </w:rPr>
-              <w:t xml:space="preserve">28.0</w:t>
-            </w:r>
-          </w:p>
-        </w:tc>
-        <w:tc>
-          <w:tcPr>
-            <w:tcBorders>
-              <w:bottom w:val="none" w:sz="0" w:space="0" w:color="000000"/>
-              <w:top w:val="none" w:sz="0" w:space="0" w:color="000000"/>
-              <w:left w:val="none" w:sz="0" w:space="0" w:color="000000"/>
-              <w:right w:val="none" w:sz="0" w:space="0" w:color="000000"/>
-            </w:tcBorders>
-            <w:shd w:val="clear" w:color="auto" w:fill="FFFFFF"/>
-            <w:tcMar>
-              <w:top w:w="0" w:type="dxa"/>
-              <w:bottom w:w="0" w:type="dxa"/>
-              <w:left w:w="0" w:type="dxa"/>
-              <w:right w:w="0" w:type="dxa"/>
-            </w:tcMar>
-            <w:vAlign w:val="top"/>
-          </w:tcPr>
-          <w:p>
-            <w:pPr>
-              <w:pStyle w:val="Normal"/>
-              <w:jc w:val="center"/>
-              <w:pBdr>
-                <w:bottom w:val="none" w:sz="0" w:space="0" w:color="000000"/>
-                <w:top w:val="none" w:sz="0" w:space="0" w:color="000000"/>
-                <w:left w:val="none" w:sz="0" w:space="0" w:color="000000"/>
-                <w:right w:val="none" w:sz="0" w:space="0" w:color="000000"/>
-              </w:pBdr>
-              <w:spacing w:after="100" w:before="100" w:line="240"/>
-              <w:ind w:left="100" w:right="100" w:firstLine="0" w:firstLineChars="0"/>
-              <w:rPr>
-                <w:rFonts w:ascii="Helvetica" w:hAnsi="Helvetica" w:eastAsia="Helvetica" w:cs="Helvetica"/>
-                <w:i w:val="false"/>
-                <w:b w:val="false"/>
-                <w:u w:val="none"/>
-                <w:sz w:val="22"/>
-                <w:szCs w:val="22"/>
-                <w:color w:val="000000"/>
-              </w:rPr>
-            </w:pPr>
-            <w:r>
-              <w:rPr>
-                <w:rFonts w:ascii="Helvetica" w:hAnsi="Helvetica" w:eastAsia="Helvetica" w:cs="Helvetica"/>
-                <w:i w:val="false"/>
-                <w:b w:val="false"/>
-                <w:u w:val="none"/>
-                <w:sz w:val="22"/>
-                <w:szCs w:val="22"/>
-                <w:color w:val="000000"/>
-              </w:rPr>
-              <w:t xml:space="preserve">0.31, 2,525</w:t>
-            </w:r>
-          </w:p>
-        </w:tc>
-        <w:tc>
-          <w:tcPr>
-            <w:tcBorders>
-              <w:bottom w:val="none" w:sz="0" w:space="0" w:color="000000"/>
-              <w:top w:val="none" w:sz="0" w:space="0" w:color="000000"/>
-              <w:left w:val="none" w:sz="0" w:space="0" w:color="000000"/>
-              <w:right w:val="none" w:sz="0" w:space="0" w:color="000000"/>
-            </w:tcBorders>
-            <w:shd w:val="clear" w:color="auto" w:fill="FFFFFF"/>
-            <w:tcMar>
-              <w:top w:w="0" w:type="dxa"/>
-              <w:bottom w:w="0" w:type="dxa"/>
-              <w:left w:w="0" w:type="dxa"/>
-              <w:right w:w="0" w:type="dxa"/>
-            </w:tcMar>
-            <w:vAlign w:val="top"/>
-          </w:tcPr>
-          <w:p>
-            <w:pPr>
-              <w:pStyle w:val="Normal"/>
-              <w:jc w:val="center"/>
-              <w:pBdr>
-                <w:bottom w:val="none" w:sz="0" w:space="0" w:color="000000"/>
-                <w:top w:val="none" w:sz="0" w:space="0" w:color="000000"/>
-                <w:left w:val="none" w:sz="0" w:space="0" w:color="000000"/>
-                <w:right w:val="none" w:sz="0" w:space="0" w:color="000000"/>
-              </w:pBdr>
-              <w:spacing w:after="100" w:before="100" w:line="240"/>
-              <w:ind w:left="100" w:right="100" w:firstLine="0" w:firstLineChars="0"/>
-              <w:rPr>
-                <w:rFonts w:ascii="Helvetica" w:hAnsi="Helvetica" w:eastAsia="Helvetica" w:cs="Helvetica"/>
-                <w:i w:val="false"/>
-                <w:b w:val="false"/>
-                <w:u w:val="none"/>
-                <w:sz w:val="22"/>
-                <w:szCs w:val="22"/>
-                <w:color w:val="000000"/>
-              </w:rPr>
-            </w:pPr>
-            <w:r>
-              <w:rPr>
-                <w:rFonts w:ascii="Helvetica" w:hAnsi="Helvetica" w:eastAsia="Helvetica" w:cs="Helvetica"/>
-                <w:i w:val="false"/>
-                <w:b w:val="false"/>
-                <w:u w:val="none"/>
-                <w:sz w:val="22"/>
-                <w:szCs w:val="22"/>
-                <w:color w:val="000000"/>
-              </w:rPr>
-              <w:t xml:space="preserve">0.150</w:t>
+              <w:t xml:space="preserve">5.40</w:t>
+            </w:r>
+          </w:p>
+        </w:tc>
+        <w:tc>
+          <w:tcPr>
+            <w:tcBorders>
+              <w:bottom w:val="none" w:sz="0" w:space="0" w:color="000000"/>
+              <w:top w:val="none" w:sz="0" w:space="0" w:color="000000"/>
+              <w:left w:val="none" w:sz="0" w:space="0" w:color="000000"/>
+              <w:right w:val="none" w:sz="0" w:space="0" w:color="000000"/>
+            </w:tcBorders>
+            <w:shd w:val="clear" w:color="auto" w:fill="FFFFFF"/>
+            <w:tcMar>
+              <w:top w:w="0" w:type="dxa"/>
+              <w:bottom w:w="0" w:type="dxa"/>
+              <w:left w:w="0" w:type="dxa"/>
+              <w:right w:w="0" w:type="dxa"/>
+            </w:tcMar>
+            <w:vAlign w:val="top"/>
+          </w:tcPr>
+          <w:p>
+            <w:pPr>
+              <w:pStyle w:val="Normal"/>
+              <w:jc w:val="center"/>
+              <w:pBdr>
+                <w:bottom w:val="none" w:sz="0" w:space="0" w:color="000000"/>
+                <w:top w:val="none" w:sz="0" w:space="0" w:color="000000"/>
+                <w:left w:val="none" w:sz="0" w:space="0" w:color="000000"/>
+                <w:right w:val="none" w:sz="0" w:space="0" w:color="000000"/>
+              </w:pBdr>
+              <w:spacing w:after="100" w:before="100" w:line="240"/>
+              <w:ind w:left="100" w:right="100" w:firstLine="0" w:firstLineChars="0"/>
+              <w:rPr>
+                <w:rFonts w:ascii="Helvetica" w:hAnsi="Helvetica" w:eastAsia="Helvetica" w:cs="Helvetica"/>
+                <w:i w:val="false"/>
+                <w:b w:val="false"/>
+                <w:u w:val="none"/>
+                <w:sz w:val="22"/>
+                <w:szCs w:val="22"/>
+                <w:color w:val="000000"/>
+              </w:rPr>
+            </w:pPr>
+            <w:r>
+              <w:rPr>
+                <w:rFonts w:ascii="Helvetica" w:hAnsi="Helvetica" w:eastAsia="Helvetica" w:cs="Helvetica"/>
+                <w:i w:val="false"/>
+                <w:b w:val="false"/>
+                <w:u w:val="none"/>
+                <w:sz w:val="22"/>
+                <w:szCs w:val="22"/>
+                <w:color w:val="000000"/>
+              </w:rPr>
+              <w:t xml:space="preserve">0.05, 530</w:t>
+            </w:r>
+          </w:p>
+        </w:tc>
+        <w:tc>
+          <w:tcPr>
+            <w:tcBorders>
+              <w:bottom w:val="none" w:sz="0" w:space="0" w:color="000000"/>
+              <w:top w:val="none" w:sz="0" w:space="0" w:color="000000"/>
+              <w:left w:val="none" w:sz="0" w:space="0" w:color="000000"/>
+              <w:right w:val="none" w:sz="0" w:space="0" w:color="000000"/>
+            </w:tcBorders>
+            <w:shd w:val="clear" w:color="auto" w:fill="FFFFFF"/>
+            <w:tcMar>
+              <w:top w:w="0" w:type="dxa"/>
+              <w:bottom w:w="0" w:type="dxa"/>
+              <w:left w:w="0" w:type="dxa"/>
+              <w:right w:w="0" w:type="dxa"/>
+            </w:tcMar>
+            <w:vAlign w:val="top"/>
+          </w:tcPr>
+          <w:p>
+            <w:pPr>
+              <w:pStyle w:val="Normal"/>
+              <w:jc w:val="center"/>
+              <w:pBdr>
+                <w:bottom w:val="none" w:sz="0" w:space="0" w:color="000000"/>
+                <w:top w:val="none" w:sz="0" w:space="0" w:color="000000"/>
+                <w:left w:val="none" w:sz="0" w:space="0" w:color="000000"/>
+                <w:right w:val="none" w:sz="0" w:space="0" w:color="000000"/>
+              </w:pBdr>
+              <w:spacing w:after="100" w:before="100" w:line="240"/>
+              <w:ind w:left="100" w:right="100" w:firstLine="0" w:firstLineChars="0"/>
+              <w:rPr>
+                <w:rFonts w:ascii="Helvetica" w:hAnsi="Helvetica" w:eastAsia="Helvetica" w:cs="Helvetica"/>
+                <w:i w:val="false"/>
+                <w:b w:val="false"/>
+                <w:u w:val="none"/>
+                <w:sz w:val="22"/>
+                <w:szCs w:val="22"/>
+                <w:color w:val="000000"/>
+              </w:rPr>
+            </w:pPr>
+            <w:r>
+              <w:rPr>
+                <w:rFonts w:ascii="Helvetica" w:hAnsi="Helvetica" w:eastAsia="Helvetica" w:cs="Helvetica"/>
+                <w:i w:val="false"/>
+                <w:b w:val="false"/>
+                <w:u w:val="none"/>
+                <w:sz w:val="22"/>
+                <w:szCs w:val="22"/>
+                <w:color w:val="000000"/>
+              </w:rPr>
+              <w:t xml:space="preserve">0.470</w:t>
             </w:r>
           </w:p>
         </w:tc>
@@ -8348,60 +8348,60 @@
                 <w:szCs w:val="22"/>
                 <w:color w:val="000000"/>
               </w:rPr>
-              <w:t xml:space="preserve">1,233,784</w:t>
-            </w:r>
-          </w:p>
-        </w:tc>
-        <w:tc>
-          <w:tcPr>
-            <w:tcBorders>
-              <w:bottom w:val="none" w:sz="0" w:space="0" w:color="000000"/>
-              <w:top w:val="none" w:sz="0" w:space="0" w:color="000000"/>
-              <w:left w:val="none" w:sz="0" w:space="0" w:color="000000"/>
-              <w:right w:val="none" w:sz="0" w:space="0" w:color="000000"/>
-            </w:tcBorders>
-            <w:shd w:val="clear" w:color="auto" w:fill="FFFFFF"/>
-            <w:tcMar>
-              <w:top w:w="0" w:type="dxa"/>
-              <w:bottom w:w="0" w:type="dxa"/>
-              <w:left w:w="0" w:type="dxa"/>
-              <w:right w:w="0" w:type="dxa"/>
-            </w:tcMar>
-            <w:vAlign w:val="top"/>
-          </w:tcPr>
-          <w:p>
-            <w:pPr>
-              <w:pStyle w:val="Normal"/>
-              <w:jc w:val="center"/>
-              <w:pBdr>
-                <w:bottom w:val="none" w:sz="0" w:space="0" w:color="000000"/>
-                <w:top w:val="none" w:sz="0" w:space="0" w:color="000000"/>
-                <w:left w:val="none" w:sz="0" w:space="0" w:color="000000"/>
-                <w:right w:val="none" w:sz="0" w:space="0" w:color="000000"/>
-              </w:pBdr>
-              <w:spacing w:after="100" w:before="100" w:line="240"/>
-              <w:ind w:left="100" w:right="100" w:firstLine="0" w:firstLineChars="0"/>
-              <w:rPr>
-                <w:rFonts w:ascii="Helvetica" w:hAnsi="Helvetica" w:eastAsia="Helvetica" w:cs="Helvetica"/>
-                <w:i w:val="false"/>
-                <w:b w:val="false"/>
-                <w:u w:val="none"/>
-                <w:sz w:val="22"/>
-                <w:szCs w:val="22"/>
-                <w:color w:val="000000"/>
-              </w:rPr>
-            </w:pPr>
-            <w:r>
-              <w:rPr>
-                <w:rFonts w:ascii="Helvetica" w:hAnsi="Helvetica" w:eastAsia="Helvetica" w:cs="Helvetica"/>
-                <w:i w:val="false"/>
-                <w:b w:val="false"/>
-                <w:u w:val="none"/>
-                <w:sz w:val="22"/>
-                <w:szCs w:val="22"/>
-                <w:color w:val="000000"/>
-              </w:rPr>
-              <w:t xml:space="preserve">2,379, 639,879,233</w:t>
+              <w:t xml:space="preserve">302,017</w:t>
+            </w:r>
+          </w:p>
+        </w:tc>
+        <w:tc>
+          <w:tcPr>
+            <w:tcBorders>
+              <w:bottom w:val="none" w:sz="0" w:space="0" w:color="000000"/>
+              <w:top w:val="none" w:sz="0" w:space="0" w:color="000000"/>
+              <w:left w:val="none" w:sz="0" w:space="0" w:color="000000"/>
+              <w:right w:val="none" w:sz="0" w:space="0" w:color="000000"/>
+            </w:tcBorders>
+            <w:shd w:val="clear" w:color="auto" w:fill="FFFFFF"/>
+            <w:tcMar>
+              <w:top w:w="0" w:type="dxa"/>
+              <w:bottom w:w="0" w:type="dxa"/>
+              <w:left w:w="0" w:type="dxa"/>
+              <w:right w:w="0" w:type="dxa"/>
+            </w:tcMar>
+            <w:vAlign w:val="top"/>
+          </w:tcPr>
+          <w:p>
+            <w:pPr>
+              <w:pStyle w:val="Normal"/>
+              <w:jc w:val="center"/>
+              <w:pBdr>
+                <w:bottom w:val="none" w:sz="0" w:space="0" w:color="000000"/>
+                <w:top w:val="none" w:sz="0" w:space="0" w:color="000000"/>
+                <w:left w:val="none" w:sz="0" w:space="0" w:color="000000"/>
+                <w:right w:val="none" w:sz="0" w:space="0" w:color="000000"/>
+              </w:pBdr>
+              <w:spacing w:after="100" w:before="100" w:line="240"/>
+              <w:ind w:left="100" w:right="100" w:firstLine="0" w:firstLineChars="0"/>
+              <w:rPr>
+                <w:rFonts w:ascii="Helvetica" w:hAnsi="Helvetica" w:eastAsia="Helvetica" w:cs="Helvetica"/>
+                <w:i w:val="false"/>
+                <w:b w:val="false"/>
+                <w:u w:val="none"/>
+                <w:sz w:val="22"/>
+                <w:szCs w:val="22"/>
+                <w:color w:val="000000"/>
+              </w:rPr>
+            </w:pPr>
+            <w:r>
+              <w:rPr>
+                <w:rFonts w:ascii="Helvetica" w:hAnsi="Helvetica" w:eastAsia="Helvetica" w:cs="Helvetica"/>
+                <w:i w:val="false"/>
+                <w:b w:val="false"/>
+                <w:u w:val="none"/>
+                <w:sz w:val="22"/>
+                <w:szCs w:val="22"/>
+                <w:color w:val="000000"/>
+              </w:rPr>
+              <w:t xml:space="preserve">2,506, 36,400,647</w:t>
             </w:r>
           </w:p>
         </w:tc>
@@ -8831,113 +8831,113 @@
                 <w:szCs w:val="22"/>
                 <w:color w:val="000000"/>
               </w:rPr>
-              <w:t xml:space="preserve">38.2</w:t>
-            </w:r>
-          </w:p>
-        </w:tc>
-        <w:tc>
-          <w:tcPr>
-            <w:tcBorders>
-              <w:bottom w:val="none" w:sz="0" w:space="0" w:color="000000"/>
-              <w:top w:val="none" w:sz="0" w:space="0" w:color="000000"/>
-              <w:left w:val="none" w:sz="0" w:space="0" w:color="000000"/>
-              <w:right w:val="none" w:sz="0" w:space="0" w:color="000000"/>
-            </w:tcBorders>
-            <w:shd w:val="clear" w:color="auto" w:fill="FFFFFF"/>
-            <w:tcMar>
-              <w:top w:w="0" w:type="dxa"/>
-              <w:bottom w:w="0" w:type="dxa"/>
-              <w:left w:w="0" w:type="dxa"/>
-              <w:right w:w="0" w:type="dxa"/>
-            </w:tcMar>
-            <w:vAlign w:val="top"/>
-          </w:tcPr>
-          <w:p>
-            <w:pPr>
-              <w:pStyle w:val="Normal"/>
-              <w:jc w:val="center"/>
-              <w:pBdr>
-                <w:bottom w:val="none" w:sz="0" w:space="0" w:color="000000"/>
-                <w:top w:val="none" w:sz="0" w:space="0" w:color="000000"/>
-                <w:left w:val="none" w:sz="0" w:space="0" w:color="000000"/>
-                <w:right w:val="none" w:sz="0" w:space="0" w:color="000000"/>
-              </w:pBdr>
-              <w:spacing w:after="100" w:before="100" w:line="240"/>
-              <w:ind w:left="100" w:right="100" w:firstLine="0" w:firstLineChars="0"/>
-              <w:rPr>
-                <w:rFonts w:ascii="Helvetica" w:hAnsi="Helvetica" w:eastAsia="Helvetica" w:cs="Helvetica"/>
-                <w:i w:val="false"/>
-                <w:b w:val="false"/>
-                <w:u w:val="none"/>
-                <w:sz w:val="22"/>
-                <w:szCs w:val="22"/>
-                <w:color w:val="000000"/>
-              </w:rPr>
-            </w:pPr>
-            <w:r>
-              <w:rPr>
-                <w:rFonts w:ascii="Helvetica" w:hAnsi="Helvetica" w:eastAsia="Helvetica" w:cs="Helvetica"/>
-                <w:i w:val="false"/>
-                <w:b w:val="false"/>
-                <w:u w:val="none"/>
-                <w:sz w:val="22"/>
-                <w:szCs w:val="22"/>
-                <w:color w:val="000000"/>
-              </w:rPr>
-              <w:t xml:space="preserve">0.13, 11,222</w:t>
-            </w:r>
-          </w:p>
-        </w:tc>
-        <w:tc>
-          <w:tcPr>
-            <w:tcBorders>
-              <w:bottom w:val="none" w:sz="0" w:space="0" w:color="000000"/>
-              <w:top w:val="none" w:sz="0" w:space="0" w:color="000000"/>
-              <w:left w:val="none" w:sz="0" w:space="0" w:color="000000"/>
-              <w:right w:val="none" w:sz="0" w:space="0" w:color="000000"/>
-            </w:tcBorders>
-            <w:shd w:val="clear" w:color="auto" w:fill="FFFFFF"/>
-            <w:tcMar>
-              <w:top w:w="0" w:type="dxa"/>
-              <w:bottom w:w="0" w:type="dxa"/>
-              <w:left w:w="0" w:type="dxa"/>
-              <w:right w:w="0" w:type="dxa"/>
-            </w:tcMar>
-            <w:vAlign w:val="top"/>
-          </w:tcPr>
-          <w:p>
-            <w:pPr>
-              <w:pStyle w:val="Normal"/>
-              <w:jc w:val="center"/>
-              <w:pBdr>
-                <w:bottom w:val="none" w:sz="0" w:space="0" w:color="000000"/>
-                <w:top w:val="none" w:sz="0" w:space="0" w:color="000000"/>
-                <w:left w:val="none" w:sz="0" w:space="0" w:color="000000"/>
-                <w:right w:val="none" w:sz="0" w:space="0" w:color="000000"/>
-              </w:pBdr>
-              <w:spacing w:after="100" w:before="100" w:line="240"/>
-              <w:ind w:left="100" w:right="100" w:firstLine="0" w:firstLineChars="0"/>
-              <w:rPr>
-                <w:rFonts w:ascii="Helvetica" w:hAnsi="Helvetica" w:eastAsia="Helvetica" w:cs="Helvetica"/>
-                <w:i w:val="false"/>
-                <w:b w:val="false"/>
-                <w:u w:val="none"/>
-                <w:sz w:val="22"/>
-                <w:szCs w:val="22"/>
-                <w:color w:val="000000"/>
-              </w:rPr>
-            </w:pPr>
-            <w:r>
-              <w:rPr>
-                <w:rFonts w:ascii="Helvetica" w:hAnsi="Helvetica" w:eastAsia="Helvetica" w:cs="Helvetica"/>
-                <w:i w:val="false"/>
-                <w:b w:val="false"/>
-                <w:u w:val="none"/>
-                <w:sz w:val="22"/>
-                <w:szCs w:val="22"/>
-                <w:color w:val="000000"/>
-              </w:rPr>
-              <w:t xml:space="preserve">0.210</w:t>
+              <w:t xml:space="preserve">6.01</w:t>
+            </w:r>
+          </w:p>
+        </w:tc>
+        <w:tc>
+          <w:tcPr>
+            <w:tcBorders>
+              <w:bottom w:val="none" w:sz="0" w:space="0" w:color="000000"/>
+              <w:top w:val="none" w:sz="0" w:space="0" w:color="000000"/>
+              <w:left w:val="none" w:sz="0" w:space="0" w:color="000000"/>
+              <w:right w:val="none" w:sz="0" w:space="0" w:color="000000"/>
+            </w:tcBorders>
+            <w:shd w:val="clear" w:color="auto" w:fill="FFFFFF"/>
+            <w:tcMar>
+              <w:top w:w="0" w:type="dxa"/>
+              <w:bottom w:w="0" w:type="dxa"/>
+              <w:left w:w="0" w:type="dxa"/>
+              <w:right w:w="0" w:type="dxa"/>
+            </w:tcMar>
+            <w:vAlign w:val="top"/>
+          </w:tcPr>
+          <w:p>
+            <w:pPr>
+              <w:pStyle w:val="Normal"/>
+              <w:jc w:val="center"/>
+              <w:pBdr>
+                <w:bottom w:val="none" w:sz="0" w:space="0" w:color="000000"/>
+                <w:top w:val="none" w:sz="0" w:space="0" w:color="000000"/>
+                <w:left w:val="none" w:sz="0" w:space="0" w:color="000000"/>
+                <w:right w:val="none" w:sz="0" w:space="0" w:color="000000"/>
+              </w:pBdr>
+              <w:spacing w:after="100" w:before="100" w:line="240"/>
+              <w:ind w:left="100" w:right="100" w:firstLine="0" w:firstLineChars="0"/>
+              <w:rPr>
+                <w:rFonts w:ascii="Helvetica" w:hAnsi="Helvetica" w:eastAsia="Helvetica" w:cs="Helvetica"/>
+                <w:i w:val="false"/>
+                <w:b w:val="false"/>
+                <w:u w:val="none"/>
+                <w:sz w:val="22"/>
+                <w:szCs w:val="22"/>
+                <w:color w:val="000000"/>
+              </w:rPr>
+            </w:pPr>
+            <w:r>
+              <w:rPr>
+                <w:rFonts w:ascii="Helvetica" w:hAnsi="Helvetica" w:eastAsia="Helvetica" w:cs="Helvetica"/>
+                <w:i w:val="false"/>
+                <w:b w:val="false"/>
+                <w:u w:val="none"/>
+                <w:sz w:val="22"/>
+                <w:szCs w:val="22"/>
+                <w:color w:val="000000"/>
+              </w:rPr>
+              <w:t xml:space="preserve">0.02, 1,982</w:t>
+            </w:r>
+          </w:p>
+        </w:tc>
+        <w:tc>
+          <w:tcPr>
+            <w:tcBorders>
+              <w:bottom w:val="none" w:sz="0" w:space="0" w:color="000000"/>
+              <w:top w:val="none" w:sz="0" w:space="0" w:color="000000"/>
+              <w:left w:val="none" w:sz="0" w:space="0" w:color="000000"/>
+              <w:right w:val="none" w:sz="0" w:space="0" w:color="000000"/>
+            </w:tcBorders>
+            <w:shd w:val="clear" w:color="auto" w:fill="FFFFFF"/>
+            <w:tcMar>
+              <w:top w:w="0" w:type="dxa"/>
+              <w:bottom w:w="0" w:type="dxa"/>
+              <w:left w:w="0" w:type="dxa"/>
+              <w:right w:w="0" w:type="dxa"/>
+            </w:tcMar>
+            <w:vAlign w:val="top"/>
+          </w:tcPr>
+          <w:p>
+            <w:pPr>
+              <w:pStyle w:val="Normal"/>
+              <w:jc w:val="center"/>
+              <w:pBdr>
+                <w:bottom w:val="none" w:sz="0" w:space="0" w:color="000000"/>
+                <w:top w:val="none" w:sz="0" w:space="0" w:color="000000"/>
+                <w:left w:val="none" w:sz="0" w:space="0" w:color="000000"/>
+                <w:right w:val="none" w:sz="0" w:space="0" w:color="000000"/>
+              </w:pBdr>
+              <w:spacing w:after="100" w:before="100" w:line="240"/>
+              <w:ind w:left="100" w:right="100" w:firstLine="0" w:firstLineChars="0"/>
+              <w:rPr>
+                <w:rFonts w:ascii="Helvetica" w:hAnsi="Helvetica" w:eastAsia="Helvetica" w:cs="Helvetica"/>
+                <w:i w:val="false"/>
+                <w:b w:val="false"/>
+                <w:u w:val="none"/>
+                <w:sz w:val="22"/>
+                <w:szCs w:val="22"/>
+                <w:color w:val="000000"/>
+              </w:rPr>
+            </w:pPr>
+            <w:r>
+              <w:rPr>
+                <w:rFonts w:ascii="Helvetica" w:hAnsi="Helvetica" w:eastAsia="Helvetica" w:cs="Helvetica"/>
+                <w:i w:val="false"/>
+                <w:b w:val="false"/>
+                <w:u w:val="none"/>
+                <w:sz w:val="22"/>
+                <w:szCs w:val="22"/>
+                <w:color w:val="000000"/>
+              </w:rPr>
+              <w:t xml:space="preserve">0.540</w:t>
             </w:r>
           </w:p>
         </w:tc>
@@ -9314,60 +9314,60 @@
                 <w:szCs w:val="22"/>
                 <w:color w:val="000000"/>
               </w:rPr>
-              <w:t xml:space="preserve">320,586</w:t>
-            </w:r>
-          </w:p>
-        </w:tc>
-        <w:tc>
-          <w:tcPr>
-            <w:tcBorders>
-              <w:bottom w:val="none" w:sz="0" w:space="0" w:color="000000"/>
-              <w:top w:val="none" w:sz="0" w:space="0" w:color="000000"/>
-              <w:left w:val="none" w:sz="0" w:space="0" w:color="000000"/>
-              <w:right w:val="none" w:sz="0" w:space="0" w:color="000000"/>
-            </w:tcBorders>
-            <w:shd w:val="clear" w:color="auto" w:fill="FFFFFF"/>
-            <w:tcMar>
-              <w:top w:w="0" w:type="dxa"/>
-              <w:bottom w:w="0" w:type="dxa"/>
-              <w:left w:w="0" w:type="dxa"/>
-              <w:right w:w="0" w:type="dxa"/>
-            </w:tcMar>
-            <w:vAlign w:val="top"/>
-          </w:tcPr>
-          <w:p>
-            <w:pPr>
-              <w:pStyle w:val="Normal"/>
-              <w:jc w:val="center"/>
-              <w:pBdr>
-                <w:bottom w:val="none" w:sz="0" w:space="0" w:color="000000"/>
-                <w:top w:val="none" w:sz="0" w:space="0" w:color="000000"/>
-                <w:left w:val="none" w:sz="0" w:space="0" w:color="000000"/>
-                <w:right w:val="none" w:sz="0" w:space="0" w:color="000000"/>
-              </w:pBdr>
-              <w:spacing w:after="100" w:before="100" w:line="240"/>
-              <w:ind w:left="100" w:right="100" w:firstLine="0" w:firstLineChars="0"/>
-              <w:rPr>
-                <w:rFonts w:ascii="Helvetica" w:hAnsi="Helvetica" w:eastAsia="Helvetica" w:cs="Helvetica"/>
-                <w:i w:val="false"/>
-                <w:b w:val="false"/>
-                <w:u w:val="none"/>
-                <w:sz w:val="22"/>
-                <w:szCs w:val="22"/>
-                <w:color w:val="000000"/>
-              </w:rPr>
-            </w:pPr>
-            <w:r>
-              <w:rPr>
-                <w:rFonts w:ascii="Helvetica" w:hAnsi="Helvetica" w:eastAsia="Helvetica" w:cs="Helvetica"/>
-                <w:i w:val="false"/>
-                <w:b w:val="false"/>
-                <w:u w:val="none"/>
-                <w:sz w:val="22"/>
-                <w:szCs w:val="22"/>
-                <w:color w:val="000000"/>
-              </w:rPr>
-              <w:t xml:space="preserve">12,777, 8,043,990</w:t>
+              <w:t xml:space="preserve">156,371</w:t>
+            </w:r>
+          </w:p>
+        </w:tc>
+        <w:tc>
+          <w:tcPr>
+            <w:tcBorders>
+              <w:bottom w:val="none" w:sz="0" w:space="0" w:color="000000"/>
+              <w:top w:val="none" w:sz="0" w:space="0" w:color="000000"/>
+              <w:left w:val="none" w:sz="0" w:space="0" w:color="000000"/>
+              <w:right w:val="none" w:sz="0" w:space="0" w:color="000000"/>
+            </w:tcBorders>
+            <w:shd w:val="clear" w:color="auto" w:fill="FFFFFF"/>
+            <w:tcMar>
+              <w:top w:w="0" w:type="dxa"/>
+              <w:bottom w:w="0" w:type="dxa"/>
+              <w:left w:w="0" w:type="dxa"/>
+              <w:right w:w="0" w:type="dxa"/>
+            </w:tcMar>
+            <w:vAlign w:val="top"/>
+          </w:tcPr>
+          <w:p>
+            <w:pPr>
+              <w:pStyle w:val="Normal"/>
+              <w:jc w:val="center"/>
+              <w:pBdr>
+                <w:bottom w:val="none" w:sz="0" w:space="0" w:color="000000"/>
+                <w:top w:val="none" w:sz="0" w:space="0" w:color="000000"/>
+                <w:left w:val="none" w:sz="0" w:space="0" w:color="000000"/>
+                <w:right w:val="none" w:sz="0" w:space="0" w:color="000000"/>
+              </w:pBdr>
+              <w:spacing w:after="100" w:before="100" w:line="240"/>
+              <w:ind w:left="100" w:right="100" w:firstLine="0" w:firstLineChars="0"/>
+              <w:rPr>
+                <w:rFonts w:ascii="Helvetica" w:hAnsi="Helvetica" w:eastAsia="Helvetica" w:cs="Helvetica"/>
+                <w:i w:val="false"/>
+                <w:b w:val="false"/>
+                <w:u w:val="none"/>
+                <w:sz w:val="22"/>
+                <w:szCs w:val="22"/>
+                <w:color w:val="000000"/>
+              </w:rPr>
+            </w:pPr>
+            <w:r>
+              <w:rPr>
+                <w:rFonts w:ascii="Helvetica" w:hAnsi="Helvetica" w:eastAsia="Helvetica" w:cs="Helvetica"/>
+                <w:i w:val="false"/>
+                <w:b w:val="false"/>
+                <w:u w:val="none"/>
+                <w:sz w:val="22"/>
+                <w:szCs w:val="22"/>
+                <w:color w:val="000000"/>
+              </w:rPr>
+              <w:t xml:space="preserve">5,835, 4,190,427</w:t>
             </w:r>
           </w:p>
         </w:tc>
@@ -10763,113 +10763,113 @@
                 <w:szCs w:val="22"/>
                 <w:color w:val="000000"/>
               </w:rPr>
-              <w:t xml:space="preserve">0.01</w:t>
-            </w:r>
-          </w:p>
-        </w:tc>
-        <w:tc>
-          <w:tcPr>
-            <w:tcBorders>
-              <w:bottom w:val="none" w:sz="0" w:space="0" w:color="000000"/>
-              <w:top w:val="none" w:sz="0" w:space="0" w:color="000000"/>
-              <w:left w:val="none" w:sz="0" w:space="0" w:color="000000"/>
-              <w:right w:val="none" w:sz="0" w:space="0" w:color="000000"/>
-            </w:tcBorders>
-            <w:shd w:val="clear" w:color="auto" w:fill="FFFFFF"/>
-            <w:tcMar>
-              <w:top w:w="0" w:type="dxa"/>
-              <w:bottom w:w="0" w:type="dxa"/>
-              <w:left w:w="0" w:type="dxa"/>
-              <w:right w:w="0" w:type="dxa"/>
-            </w:tcMar>
-            <w:vAlign w:val="top"/>
-          </w:tcPr>
-          <w:p>
-            <w:pPr>
-              <w:pStyle w:val="Normal"/>
-              <w:jc w:val="center"/>
-              <w:pBdr>
-                <w:bottom w:val="none" w:sz="0" w:space="0" w:color="000000"/>
-                <w:top w:val="none" w:sz="0" w:space="0" w:color="000000"/>
-                <w:left w:val="none" w:sz="0" w:space="0" w:color="000000"/>
-                <w:right w:val="none" w:sz="0" w:space="0" w:color="000000"/>
-              </w:pBdr>
-              <w:spacing w:after="100" w:before="100" w:line="240"/>
-              <w:ind w:left="100" w:right="100" w:firstLine="0" w:firstLineChars="0"/>
-              <w:rPr>
-                <w:rFonts w:ascii="Helvetica" w:hAnsi="Helvetica" w:eastAsia="Helvetica" w:cs="Helvetica"/>
-                <w:i w:val="false"/>
-                <w:b w:val="false"/>
-                <w:u w:val="none"/>
-                <w:sz w:val="22"/>
-                <w:szCs w:val="22"/>
-                <w:color w:val="000000"/>
-              </w:rPr>
-            </w:pPr>
-            <w:r>
-              <w:rPr>
-                <w:rFonts w:ascii="Helvetica" w:hAnsi="Helvetica" w:eastAsia="Helvetica" w:cs="Helvetica"/>
-                <w:i w:val="false"/>
-                <w:b w:val="false"/>
-                <w:u w:val="none"/>
-                <w:sz w:val="22"/>
-                <w:szCs w:val="22"/>
-                <w:color w:val="000000"/>
-              </w:rPr>
-              <w:t xml:space="preserve">0.00, 1.01</w:t>
-            </w:r>
-          </w:p>
-        </w:tc>
-        <w:tc>
-          <w:tcPr>
-            <w:tcBorders>
-              <w:bottom w:val="none" w:sz="0" w:space="0" w:color="000000"/>
-              <w:top w:val="none" w:sz="0" w:space="0" w:color="000000"/>
-              <w:left w:val="none" w:sz="0" w:space="0" w:color="000000"/>
-              <w:right w:val="none" w:sz="0" w:space="0" w:color="000000"/>
-            </w:tcBorders>
-            <w:shd w:val="clear" w:color="auto" w:fill="FFFFFF"/>
-            <w:tcMar>
-              <w:top w:w="0" w:type="dxa"/>
-              <w:bottom w:w="0" w:type="dxa"/>
-              <w:left w:w="0" w:type="dxa"/>
-              <w:right w:w="0" w:type="dxa"/>
-            </w:tcMar>
-            <w:vAlign w:val="top"/>
-          </w:tcPr>
-          <w:p>
-            <w:pPr>
-              <w:pStyle w:val="Normal"/>
-              <w:jc w:val="center"/>
-              <w:pBdr>
-                <w:bottom w:val="none" w:sz="0" w:space="0" w:color="000000"/>
-                <w:top w:val="none" w:sz="0" w:space="0" w:color="000000"/>
-                <w:left w:val="none" w:sz="0" w:space="0" w:color="000000"/>
-                <w:right w:val="none" w:sz="0" w:space="0" w:color="000000"/>
-              </w:pBdr>
-              <w:spacing w:after="100" w:before="100" w:line="240"/>
-              <w:ind w:left="100" w:right="100" w:firstLine="0" w:firstLineChars="0"/>
-              <w:rPr>
-                <w:rFonts w:ascii="Helvetica" w:hAnsi="Helvetica" w:eastAsia="Helvetica" w:cs="Helvetica"/>
-                <w:i w:val="false"/>
-                <w:b w:val="false"/>
-                <w:u w:val="none"/>
-                <w:sz w:val="22"/>
-                <w:szCs w:val="22"/>
-                <w:color w:val="000000"/>
-              </w:rPr>
-            </w:pPr>
-            <w:r>
-              <w:rPr>
-                <w:rFonts w:ascii="Helvetica" w:hAnsi="Helvetica" w:eastAsia="Helvetica" w:cs="Helvetica"/>
-                <w:i w:val="false"/>
-                <w:b w:val="false"/>
-                <w:u w:val="none"/>
-                <w:sz w:val="22"/>
-                <w:szCs w:val="22"/>
-                <w:color w:val="000000"/>
-              </w:rPr>
-              <w:t xml:space="preserve">0.051</w:t>
+              <w:t xml:space="preserve">0.02</w:t>
+            </w:r>
+          </w:p>
+        </w:tc>
+        <w:tc>
+          <w:tcPr>
+            <w:tcBorders>
+              <w:bottom w:val="none" w:sz="0" w:space="0" w:color="000000"/>
+              <w:top w:val="none" w:sz="0" w:space="0" w:color="000000"/>
+              <w:left w:val="none" w:sz="0" w:space="0" w:color="000000"/>
+              <w:right w:val="none" w:sz="0" w:space="0" w:color="000000"/>
+            </w:tcBorders>
+            <w:shd w:val="clear" w:color="auto" w:fill="FFFFFF"/>
+            <w:tcMar>
+              <w:top w:w="0" w:type="dxa"/>
+              <w:bottom w:w="0" w:type="dxa"/>
+              <w:left w:w="0" w:type="dxa"/>
+              <w:right w:w="0" w:type="dxa"/>
+            </w:tcMar>
+            <w:vAlign w:val="top"/>
+          </w:tcPr>
+          <w:p>
+            <w:pPr>
+              <w:pStyle w:val="Normal"/>
+              <w:jc w:val="center"/>
+              <w:pBdr>
+                <w:bottom w:val="none" w:sz="0" w:space="0" w:color="000000"/>
+                <w:top w:val="none" w:sz="0" w:space="0" w:color="000000"/>
+                <w:left w:val="none" w:sz="0" w:space="0" w:color="000000"/>
+                <w:right w:val="none" w:sz="0" w:space="0" w:color="000000"/>
+              </w:pBdr>
+              <w:spacing w:after="100" w:before="100" w:line="240"/>
+              <w:ind w:left="100" w:right="100" w:firstLine="0" w:firstLineChars="0"/>
+              <w:rPr>
+                <w:rFonts w:ascii="Helvetica" w:hAnsi="Helvetica" w:eastAsia="Helvetica" w:cs="Helvetica"/>
+                <w:i w:val="false"/>
+                <w:b w:val="false"/>
+                <w:u w:val="none"/>
+                <w:sz w:val="22"/>
+                <w:szCs w:val="22"/>
+                <w:color w:val="000000"/>
+              </w:rPr>
+            </w:pPr>
+            <w:r>
+              <w:rPr>
+                <w:rFonts w:ascii="Helvetica" w:hAnsi="Helvetica" w:eastAsia="Helvetica" w:cs="Helvetica"/>
+                <w:i w:val="false"/>
+                <w:b w:val="false"/>
+                <w:u w:val="none"/>
+                <w:sz w:val="22"/>
+                <w:szCs w:val="22"/>
+                <w:color w:val="000000"/>
+              </w:rPr>
+              <w:t xml:space="preserve">0.00, 1.00</w:t>
+            </w:r>
+          </w:p>
+        </w:tc>
+        <w:tc>
+          <w:tcPr>
+            <w:tcBorders>
+              <w:bottom w:val="none" w:sz="0" w:space="0" w:color="000000"/>
+              <w:top w:val="none" w:sz="0" w:space="0" w:color="000000"/>
+              <w:left w:val="none" w:sz="0" w:space="0" w:color="000000"/>
+              <w:right w:val="none" w:sz="0" w:space="0" w:color="000000"/>
+            </w:tcBorders>
+            <w:shd w:val="clear" w:color="auto" w:fill="FFFFFF"/>
+            <w:tcMar>
+              <w:top w:w="0" w:type="dxa"/>
+              <w:bottom w:w="0" w:type="dxa"/>
+              <w:left w:w="0" w:type="dxa"/>
+              <w:right w:w="0" w:type="dxa"/>
+            </w:tcMar>
+            <w:vAlign w:val="top"/>
+          </w:tcPr>
+          <w:p>
+            <w:pPr>
+              <w:pStyle w:val="Normal"/>
+              <w:jc w:val="center"/>
+              <w:pBdr>
+                <w:bottom w:val="none" w:sz="0" w:space="0" w:color="000000"/>
+                <w:top w:val="none" w:sz="0" w:space="0" w:color="000000"/>
+                <w:left w:val="none" w:sz="0" w:space="0" w:color="000000"/>
+                <w:right w:val="none" w:sz="0" w:space="0" w:color="000000"/>
+              </w:pBdr>
+              <w:spacing w:after="100" w:before="100" w:line="240"/>
+              <w:ind w:left="100" w:right="100" w:firstLine="0" w:firstLineChars="0"/>
+              <w:rPr>
+                <w:rFonts w:ascii="Helvetica" w:hAnsi="Helvetica" w:eastAsia="Helvetica" w:cs="Helvetica"/>
+                <w:i w:val="false"/>
+                <w:b w:val="false"/>
+                <w:u w:val="none"/>
+                <w:sz w:val="22"/>
+                <w:szCs w:val="22"/>
+                <w:color w:val="000000"/>
+              </w:rPr>
+            </w:pPr>
+            <w:r>
+              <w:rPr>
+                <w:rFonts w:ascii="Helvetica" w:hAnsi="Helvetica" w:eastAsia="Helvetica" w:cs="Helvetica"/>
+                <w:i w:val="false"/>
+                <w:b w:val="false"/>
+                <w:u w:val="none"/>
+                <w:sz w:val="22"/>
+                <w:szCs w:val="22"/>
+                <w:color w:val="000000"/>
+              </w:rPr>
+              <w:t xml:space="preserve">0.050</w:t>
             </w:r>
           </w:p>
         </w:tc>
@@ -11246,113 +11246,113 @@
                 <w:szCs w:val="22"/>
                 <w:color w:val="000000"/>
               </w:rPr>
-              <w:t xml:space="preserve">0.20</w:t>
-            </w:r>
-          </w:p>
-        </w:tc>
-        <w:tc>
-          <w:tcPr>
-            <w:tcBorders>
-              <w:bottom w:val="none" w:sz="0" w:space="0" w:color="000000"/>
-              <w:top w:val="none" w:sz="0" w:space="0" w:color="000000"/>
-              <w:left w:val="none" w:sz="0" w:space="0" w:color="000000"/>
-              <w:right w:val="none" w:sz="0" w:space="0" w:color="000000"/>
-            </w:tcBorders>
-            <w:shd w:val="clear" w:color="auto" w:fill="FFFFFF"/>
-            <w:tcMar>
-              <w:top w:w="0" w:type="dxa"/>
-              <w:bottom w:w="0" w:type="dxa"/>
-              <w:left w:w="0" w:type="dxa"/>
-              <w:right w:w="0" w:type="dxa"/>
-            </w:tcMar>
-            <w:vAlign w:val="top"/>
-          </w:tcPr>
-          <w:p>
-            <w:pPr>
-              <w:pStyle w:val="Normal"/>
-              <w:jc w:val="center"/>
-              <w:pBdr>
-                <w:bottom w:val="none" w:sz="0" w:space="0" w:color="000000"/>
-                <w:top w:val="none" w:sz="0" w:space="0" w:color="000000"/>
-                <w:left w:val="none" w:sz="0" w:space="0" w:color="000000"/>
-                <w:right w:val="none" w:sz="0" w:space="0" w:color="000000"/>
-              </w:pBdr>
-              <w:spacing w:after="100" w:before="100" w:line="240"/>
-              <w:ind w:left="100" w:right="100" w:firstLine="0" w:firstLineChars="0"/>
-              <w:rPr>
-                <w:rFonts w:ascii="Helvetica" w:hAnsi="Helvetica" w:eastAsia="Helvetica" w:cs="Helvetica"/>
-                <w:i w:val="false"/>
-                <w:b w:val="false"/>
-                <w:u w:val="none"/>
-                <w:sz w:val="22"/>
-                <w:szCs w:val="22"/>
-                <w:color w:val="000000"/>
-              </w:rPr>
-            </w:pPr>
-            <w:r>
-              <w:rPr>
-                <w:rFonts w:ascii="Helvetica" w:hAnsi="Helvetica" w:eastAsia="Helvetica" w:cs="Helvetica"/>
-                <w:i w:val="false"/>
-                <w:b w:val="false"/>
-                <w:u w:val="none"/>
-                <w:sz w:val="22"/>
-                <w:szCs w:val="22"/>
-                <w:color w:val="000000"/>
-              </w:rPr>
-              <w:t xml:space="preserve">0.01, 3.61</w:t>
-            </w:r>
-          </w:p>
-        </w:tc>
-        <w:tc>
-          <w:tcPr>
-            <w:tcBorders>
-              <w:bottom w:val="none" w:sz="0" w:space="0" w:color="000000"/>
-              <w:top w:val="none" w:sz="0" w:space="0" w:color="000000"/>
-              <w:left w:val="none" w:sz="0" w:space="0" w:color="000000"/>
-              <w:right w:val="none" w:sz="0" w:space="0" w:color="000000"/>
-            </w:tcBorders>
-            <w:shd w:val="clear" w:color="auto" w:fill="FFFFFF"/>
-            <w:tcMar>
-              <w:top w:w="0" w:type="dxa"/>
-              <w:bottom w:w="0" w:type="dxa"/>
-              <w:left w:w="0" w:type="dxa"/>
-              <w:right w:w="0" w:type="dxa"/>
-            </w:tcMar>
-            <w:vAlign w:val="top"/>
-          </w:tcPr>
-          <w:p>
-            <w:pPr>
-              <w:pStyle w:val="Normal"/>
-              <w:jc w:val="center"/>
-              <w:pBdr>
-                <w:bottom w:val="none" w:sz="0" w:space="0" w:color="000000"/>
-                <w:top w:val="none" w:sz="0" w:space="0" w:color="000000"/>
-                <w:left w:val="none" w:sz="0" w:space="0" w:color="000000"/>
-                <w:right w:val="none" w:sz="0" w:space="0" w:color="000000"/>
-              </w:pBdr>
-              <w:spacing w:after="100" w:before="100" w:line="240"/>
-              <w:ind w:left="100" w:right="100" w:firstLine="0" w:firstLineChars="0"/>
-              <w:rPr>
-                <w:rFonts w:ascii="Helvetica" w:hAnsi="Helvetica" w:eastAsia="Helvetica" w:cs="Helvetica"/>
-                <w:i w:val="false"/>
-                <w:b w:val="false"/>
-                <w:u w:val="none"/>
-                <w:sz w:val="22"/>
-                <w:szCs w:val="22"/>
-                <w:color w:val="000000"/>
-              </w:rPr>
-            </w:pPr>
-            <w:r>
-              <w:rPr>
-                <w:rFonts w:ascii="Helvetica" w:hAnsi="Helvetica" w:eastAsia="Helvetica" w:cs="Helvetica"/>
-                <w:i w:val="false"/>
-                <w:b w:val="false"/>
-                <w:u w:val="none"/>
-                <w:sz w:val="22"/>
-                <w:szCs w:val="22"/>
-                <w:color w:val="000000"/>
-              </w:rPr>
-              <w:t xml:space="preserve">0.270</w:t>
+              <w:t xml:space="preserve">0.17</w:t>
+            </w:r>
+          </w:p>
+        </w:tc>
+        <w:tc>
+          <w:tcPr>
+            <w:tcBorders>
+              <w:bottom w:val="none" w:sz="0" w:space="0" w:color="000000"/>
+              <w:top w:val="none" w:sz="0" w:space="0" w:color="000000"/>
+              <w:left w:val="none" w:sz="0" w:space="0" w:color="000000"/>
+              <w:right w:val="none" w:sz="0" w:space="0" w:color="000000"/>
+            </w:tcBorders>
+            <w:shd w:val="clear" w:color="auto" w:fill="FFFFFF"/>
+            <w:tcMar>
+              <w:top w:w="0" w:type="dxa"/>
+              <w:bottom w:w="0" w:type="dxa"/>
+              <w:left w:w="0" w:type="dxa"/>
+              <w:right w:w="0" w:type="dxa"/>
+            </w:tcMar>
+            <w:vAlign w:val="top"/>
+          </w:tcPr>
+          <w:p>
+            <w:pPr>
+              <w:pStyle w:val="Normal"/>
+              <w:jc w:val="center"/>
+              <w:pBdr>
+                <w:bottom w:val="none" w:sz="0" w:space="0" w:color="000000"/>
+                <w:top w:val="none" w:sz="0" w:space="0" w:color="000000"/>
+                <w:left w:val="none" w:sz="0" w:space="0" w:color="000000"/>
+                <w:right w:val="none" w:sz="0" w:space="0" w:color="000000"/>
+              </w:pBdr>
+              <w:spacing w:after="100" w:before="100" w:line="240"/>
+              <w:ind w:left="100" w:right="100" w:firstLine="0" w:firstLineChars="0"/>
+              <w:rPr>
+                <w:rFonts w:ascii="Helvetica" w:hAnsi="Helvetica" w:eastAsia="Helvetica" w:cs="Helvetica"/>
+                <w:i w:val="false"/>
+                <w:b w:val="false"/>
+                <w:u w:val="none"/>
+                <w:sz w:val="22"/>
+                <w:szCs w:val="22"/>
+                <w:color w:val="000000"/>
+              </w:rPr>
+            </w:pPr>
+            <w:r>
+              <w:rPr>
+                <w:rFonts w:ascii="Helvetica" w:hAnsi="Helvetica" w:eastAsia="Helvetica" w:cs="Helvetica"/>
+                <w:i w:val="false"/>
+                <w:b w:val="false"/>
+                <w:u w:val="none"/>
+                <w:sz w:val="22"/>
+                <w:szCs w:val="22"/>
+                <w:color w:val="000000"/>
+              </w:rPr>
+              <w:t xml:space="preserve">0.01, 2.75</w:t>
+            </w:r>
+          </w:p>
+        </w:tc>
+        <w:tc>
+          <w:tcPr>
+            <w:tcBorders>
+              <w:bottom w:val="none" w:sz="0" w:space="0" w:color="000000"/>
+              <w:top w:val="none" w:sz="0" w:space="0" w:color="000000"/>
+              <w:left w:val="none" w:sz="0" w:space="0" w:color="000000"/>
+              <w:right w:val="none" w:sz="0" w:space="0" w:color="000000"/>
+            </w:tcBorders>
+            <w:shd w:val="clear" w:color="auto" w:fill="FFFFFF"/>
+            <w:tcMar>
+              <w:top w:w="0" w:type="dxa"/>
+              <w:bottom w:w="0" w:type="dxa"/>
+              <w:left w:w="0" w:type="dxa"/>
+              <w:right w:w="0" w:type="dxa"/>
+            </w:tcMar>
+            <w:vAlign w:val="top"/>
+          </w:tcPr>
+          <w:p>
+            <w:pPr>
+              <w:pStyle w:val="Normal"/>
+              <w:jc w:val="center"/>
+              <w:pBdr>
+                <w:bottom w:val="none" w:sz="0" w:space="0" w:color="000000"/>
+                <w:top w:val="none" w:sz="0" w:space="0" w:color="000000"/>
+                <w:left w:val="none" w:sz="0" w:space="0" w:color="000000"/>
+                <w:right w:val="none" w:sz="0" w:space="0" w:color="000000"/>
+              </w:pBdr>
+              <w:spacing w:after="100" w:before="100" w:line="240"/>
+              <w:ind w:left="100" w:right="100" w:firstLine="0" w:firstLineChars="0"/>
+              <w:rPr>
+                <w:rFonts w:ascii="Helvetica" w:hAnsi="Helvetica" w:eastAsia="Helvetica" w:cs="Helvetica"/>
+                <w:i w:val="false"/>
+                <w:b w:val="false"/>
+                <w:u w:val="none"/>
+                <w:sz w:val="22"/>
+                <w:szCs w:val="22"/>
+                <w:color w:val="000000"/>
+              </w:rPr>
+            </w:pPr>
+            <w:r>
+              <w:rPr>
+                <w:rFonts w:ascii="Helvetica" w:hAnsi="Helvetica" w:eastAsia="Helvetica" w:cs="Helvetica"/>
+                <w:i w:val="false"/>
+                <w:b w:val="false"/>
+                <w:u w:val="none"/>
+                <w:sz w:val="22"/>
+                <w:szCs w:val="22"/>
+                <w:color w:val="000000"/>
+              </w:rPr>
+              <w:t xml:space="preserve">0.210</w:t>
             </w:r>
           </w:p>
         </w:tc>
@@ -11782,7 +11782,7 @@
                 <w:szCs w:val="22"/>
                 <w:color w:val="000000"/>
               </w:rPr>
-              <w:t xml:space="preserve">0.00, 0.01</w:t>
+              <w:t xml:space="preserve">0.00, 0.00</w:t>
             </w:r>
           </w:p>
         </w:tc>
@@ -12212,60 +12212,60 @@
                 <w:szCs w:val="22"/>
                 <w:color w:val="000000"/>
               </w:rPr>
-              <w:t xml:space="preserve">268,988</w:t>
-            </w:r>
-          </w:p>
-        </w:tc>
-        <w:tc>
-          <w:tcPr>
-            <w:tcBorders>
-              <w:bottom w:val="none" w:sz="0" w:space="0" w:color="000000"/>
-              <w:top w:val="none" w:sz="0" w:space="0" w:color="000000"/>
-              <w:left w:val="none" w:sz="0" w:space="0" w:color="000000"/>
-              <w:right w:val="none" w:sz="0" w:space="0" w:color="000000"/>
-            </w:tcBorders>
-            <w:shd w:val="clear" w:color="auto" w:fill="FFFFFF"/>
-            <w:tcMar>
-              <w:top w:w="0" w:type="dxa"/>
-              <w:bottom w:w="0" w:type="dxa"/>
-              <w:left w:w="0" w:type="dxa"/>
-              <w:right w:w="0" w:type="dxa"/>
-            </w:tcMar>
-            <w:vAlign w:val="top"/>
-          </w:tcPr>
-          <w:p>
-            <w:pPr>
-              <w:pStyle w:val="Normal"/>
-              <w:jc w:val="center"/>
-              <w:pBdr>
-                <w:bottom w:val="none" w:sz="0" w:space="0" w:color="000000"/>
-                <w:top w:val="none" w:sz="0" w:space="0" w:color="000000"/>
-                <w:left w:val="none" w:sz="0" w:space="0" w:color="000000"/>
-                <w:right w:val="none" w:sz="0" w:space="0" w:color="000000"/>
-              </w:pBdr>
-              <w:spacing w:after="100" w:before="100" w:line="240"/>
-              <w:ind w:left="100" w:right="100" w:firstLine="0" w:firstLineChars="0"/>
-              <w:rPr>
-                <w:rFonts w:ascii="Helvetica" w:hAnsi="Helvetica" w:eastAsia="Helvetica" w:cs="Helvetica"/>
-                <w:i w:val="false"/>
-                <w:b w:val="false"/>
-                <w:u w:val="none"/>
-                <w:sz w:val="22"/>
-                <w:szCs w:val="22"/>
-                <w:color w:val="000000"/>
-              </w:rPr>
-            </w:pPr>
-            <w:r>
-              <w:rPr>
-                <w:rFonts w:ascii="Helvetica" w:hAnsi="Helvetica" w:eastAsia="Helvetica" w:cs="Helvetica"/>
-                <w:i w:val="false"/>
-                <w:b w:val="false"/>
-                <w:u w:val="none"/>
-                <w:sz w:val="22"/>
-                <w:szCs w:val="22"/>
-                <w:color w:val="000000"/>
-              </w:rPr>
-              <w:t xml:space="preserve">3,291, 21,988,550</w:t>
+              <w:t xml:space="preserve">439,340</w:t>
+            </w:r>
+          </w:p>
+        </w:tc>
+        <w:tc>
+          <w:tcPr>
+            <w:tcBorders>
+              <w:bottom w:val="none" w:sz="0" w:space="0" w:color="000000"/>
+              <w:top w:val="none" w:sz="0" w:space="0" w:color="000000"/>
+              <w:left w:val="none" w:sz="0" w:space="0" w:color="000000"/>
+              <w:right w:val="none" w:sz="0" w:space="0" w:color="000000"/>
+            </w:tcBorders>
+            <w:shd w:val="clear" w:color="auto" w:fill="FFFFFF"/>
+            <w:tcMar>
+              <w:top w:w="0" w:type="dxa"/>
+              <w:bottom w:w="0" w:type="dxa"/>
+              <w:left w:w="0" w:type="dxa"/>
+              <w:right w:w="0" w:type="dxa"/>
+            </w:tcMar>
+            <w:vAlign w:val="top"/>
+          </w:tcPr>
+          <w:p>
+            <w:pPr>
+              <w:pStyle w:val="Normal"/>
+              <w:jc w:val="center"/>
+              <w:pBdr>
+                <w:bottom w:val="none" w:sz="0" w:space="0" w:color="000000"/>
+                <w:top w:val="none" w:sz="0" w:space="0" w:color="000000"/>
+                <w:left w:val="none" w:sz="0" w:space="0" w:color="000000"/>
+                <w:right w:val="none" w:sz="0" w:space="0" w:color="000000"/>
+              </w:pBdr>
+              <w:spacing w:after="100" w:before="100" w:line="240"/>
+              <w:ind w:left="100" w:right="100" w:firstLine="0" w:firstLineChars="0"/>
+              <w:rPr>
+                <w:rFonts w:ascii="Helvetica" w:hAnsi="Helvetica" w:eastAsia="Helvetica" w:cs="Helvetica"/>
+                <w:i w:val="false"/>
+                <w:b w:val="false"/>
+                <w:u w:val="none"/>
+                <w:sz w:val="22"/>
+                <w:szCs w:val="22"/>
+                <w:color w:val="000000"/>
+              </w:rPr>
+            </w:pPr>
+            <w:r>
+              <w:rPr>
+                <w:rFonts w:ascii="Helvetica" w:hAnsi="Helvetica" w:eastAsia="Helvetica" w:cs="Helvetica"/>
+                <w:i w:val="false"/>
+                <w:b w:val="false"/>
+                <w:u w:val="none"/>
+                <w:sz w:val="22"/>
+                <w:szCs w:val="22"/>
+                <w:color w:val="000000"/>
+              </w:rPr>
+              <w:t xml:space="preserve">11,432, 16,883,694</w:t>
             </w:r>
           </w:p>
         </w:tc>
@@ -13178,113 +13178,113 @@
                 <w:szCs w:val="22"/>
                 <w:color w:val="000000"/>
               </w:rPr>
-              <w:t xml:space="preserve">1.06</w:t>
-            </w:r>
-          </w:p>
-        </w:tc>
-        <w:tc>
-          <w:tcPr>
-            <w:tcBorders>
-              <w:bottom w:val="none" w:sz="0" w:space="0" w:color="000000"/>
-              <w:top w:val="none" w:sz="0" w:space="0" w:color="000000"/>
-              <w:left w:val="none" w:sz="0" w:space="0" w:color="000000"/>
-              <w:right w:val="none" w:sz="0" w:space="0" w:color="000000"/>
-            </w:tcBorders>
-            <w:shd w:val="clear" w:color="auto" w:fill="FFFFFF"/>
-            <w:tcMar>
-              <w:top w:w="0" w:type="dxa"/>
-              <w:bottom w:w="0" w:type="dxa"/>
-              <w:left w:w="0" w:type="dxa"/>
-              <w:right w:w="0" w:type="dxa"/>
-            </w:tcMar>
-            <w:vAlign w:val="top"/>
-          </w:tcPr>
-          <w:p>
-            <w:pPr>
-              <w:pStyle w:val="Normal"/>
-              <w:jc w:val="center"/>
-              <w:pBdr>
-                <w:bottom w:val="none" w:sz="0" w:space="0" w:color="000000"/>
-                <w:top w:val="none" w:sz="0" w:space="0" w:color="000000"/>
-                <w:left w:val="none" w:sz="0" w:space="0" w:color="000000"/>
-                <w:right w:val="none" w:sz="0" w:space="0" w:color="000000"/>
-              </w:pBdr>
-              <w:spacing w:after="100" w:before="100" w:line="240"/>
-              <w:ind w:left="100" w:right="100" w:firstLine="0" w:firstLineChars="0"/>
-              <w:rPr>
-                <w:rFonts w:ascii="Helvetica" w:hAnsi="Helvetica" w:eastAsia="Helvetica" w:cs="Helvetica"/>
-                <w:i w:val="false"/>
-                <w:b w:val="false"/>
-                <w:u w:val="none"/>
-                <w:sz w:val="22"/>
-                <w:szCs w:val="22"/>
-                <w:color w:val="000000"/>
-              </w:rPr>
-            </w:pPr>
-            <w:r>
-              <w:rPr>
-                <w:rFonts w:ascii="Helvetica" w:hAnsi="Helvetica" w:eastAsia="Helvetica" w:cs="Helvetica"/>
-                <w:i w:val="false"/>
-                <w:b w:val="false"/>
-                <w:u w:val="none"/>
-                <w:sz w:val="22"/>
-                <w:szCs w:val="22"/>
-                <w:color w:val="000000"/>
-              </w:rPr>
-              <w:t xml:space="preserve">0.89, 1.26</w:t>
-            </w:r>
-          </w:p>
-        </w:tc>
-        <w:tc>
-          <w:tcPr>
-            <w:tcBorders>
-              <w:bottom w:val="none" w:sz="0" w:space="0" w:color="000000"/>
-              <w:top w:val="none" w:sz="0" w:space="0" w:color="000000"/>
-              <w:left w:val="none" w:sz="0" w:space="0" w:color="000000"/>
-              <w:right w:val="none" w:sz="0" w:space="0" w:color="000000"/>
-            </w:tcBorders>
-            <w:shd w:val="clear" w:color="auto" w:fill="FFFFFF"/>
-            <w:tcMar>
-              <w:top w:w="0" w:type="dxa"/>
-              <w:bottom w:w="0" w:type="dxa"/>
-              <w:left w:w="0" w:type="dxa"/>
-              <w:right w:w="0" w:type="dxa"/>
-            </w:tcMar>
-            <w:vAlign w:val="top"/>
-          </w:tcPr>
-          <w:p>
-            <w:pPr>
-              <w:pStyle w:val="Normal"/>
-              <w:jc w:val="center"/>
-              <w:pBdr>
-                <w:bottom w:val="none" w:sz="0" w:space="0" w:color="000000"/>
-                <w:top w:val="none" w:sz="0" w:space="0" w:color="000000"/>
-                <w:left w:val="none" w:sz="0" w:space="0" w:color="000000"/>
-                <w:right w:val="none" w:sz="0" w:space="0" w:color="000000"/>
-              </w:pBdr>
-              <w:spacing w:after="100" w:before="100" w:line="240"/>
-              <w:ind w:left="100" w:right="100" w:firstLine="0" w:firstLineChars="0"/>
-              <w:rPr>
-                <w:rFonts w:ascii="Helvetica" w:hAnsi="Helvetica" w:eastAsia="Helvetica" w:cs="Helvetica"/>
-                <w:i w:val="false"/>
-                <w:b w:val="false"/>
-                <w:u w:val="none"/>
-                <w:sz w:val="22"/>
-                <w:szCs w:val="22"/>
-                <w:color w:val="000000"/>
-              </w:rPr>
-            </w:pPr>
-            <w:r>
-              <w:rPr>
-                <w:rFonts w:ascii="Helvetica" w:hAnsi="Helvetica" w:eastAsia="Helvetica" w:cs="Helvetica"/>
-                <w:i w:val="false"/>
-                <w:b w:val="false"/>
-                <w:u w:val="none"/>
-                <w:sz w:val="22"/>
-                <w:szCs w:val="22"/>
-                <w:color w:val="000000"/>
-              </w:rPr>
-              <w:t xml:space="preserve">0.540</w:t>
+              <w:t xml:space="preserve">1.05</w:t>
+            </w:r>
+          </w:p>
+        </w:tc>
+        <w:tc>
+          <w:tcPr>
+            <w:tcBorders>
+              <w:bottom w:val="none" w:sz="0" w:space="0" w:color="000000"/>
+              <w:top w:val="none" w:sz="0" w:space="0" w:color="000000"/>
+              <w:left w:val="none" w:sz="0" w:space="0" w:color="000000"/>
+              <w:right w:val="none" w:sz="0" w:space="0" w:color="000000"/>
+            </w:tcBorders>
+            <w:shd w:val="clear" w:color="auto" w:fill="FFFFFF"/>
+            <w:tcMar>
+              <w:top w:w="0" w:type="dxa"/>
+              <w:bottom w:w="0" w:type="dxa"/>
+              <w:left w:w="0" w:type="dxa"/>
+              <w:right w:w="0" w:type="dxa"/>
+            </w:tcMar>
+            <w:vAlign w:val="top"/>
+          </w:tcPr>
+          <w:p>
+            <w:pPr>
+              <w:pStyle w:val="Normal"/>
+              <w:jc w:val="center"/>
+              <w:pBdr>
+                <w:bottom w:val="none" w:sz="0" w:space="0" w:color="000000"/>
+                <w:top w:val="none" w:sz="0" w:space="0" w:color="000000"/>
+                <w:left w:val="none" w:sz="0" w:space="0" w:color="000000"/>
+                <w:right w:val="none" w:sz="0" w:space="0" w:color="000000"/>
+              </w:pBdr>
+              <w:spacing w:after="100" w:before="100" w:line="240"/>
+              <w:ind w:left="100" w:right="100" w:firstLine="0" w:firstLineChars="0"/>
+              <w:rPr>
+                <w:rFonts w:ascii="Helvetica" w:hAnsi="Helvetica" w:eastAsia="Helvetica" w:cs="Helvetica"/>
+                <w:i w:val="false"/>
+                <w:b w:val="false"/>
+                <w:u w:val="none"/>
+                <w:sz w:val="22"/>
+                <w:szCs w:val="22"/>
+                <w:color w:val="000000"/>
+              </w:rPr>
+            </w:pPr>
+            <w:r>
+              <w:rPr>
+                <w:rFonts w:ascii="Helvetica" w:hAnsi="Helvetica" w:eastAsia="Helvetica" w:cs="Helvetica"/>
+                <w:i w:val="false"/>
+                <w:b w:val="false"/>
+                <w:u w:val="none"/>
+                <w:sz w:val="22"/>
+                <w:szCs w:val="22"/>
+                <w:color w:val="000000"/>
+              </w:rPr>
+              <w:t xml:space="preserve">0.89, 1.24</w:t>
+            </w:r>
+          </w:p>
+        </w:tc>
+        <w:tc>
+          <w:tcPr>
+            <w:tcBorders>
+              <w:bottom w:val="none" w:sz="0" w:space="0" w:color="000000"/>
+              <w:top w:val="none" w:sz="0" w:space="0" w:color="000000"/>
+              <w:left w:val="none" w:sz="0" w:space="0" w:color="000000"/>
+              <w:right w:val="none" w:sz="0" w:space="0" w:color="000000"/>
+            </w:tcBorders>
+            <w:shd w:val="clear" w:color="auto" w:fill="FFFFFF"/>
+            <w:tcMar>
+              <w:top w:w="0" w:type="dxa"/>
+              <w:bottom w:w="0" w:type="dxa"/>
+              <w:left w:w="0" w:type="dxa"/>
+              <w:right w:w="0" w:type="dxa"/>
+            </w:tcMar>
+            <w:vAlign w:val="top"/>
+          </w:tcPr>
+          <w:p>
+            <w:pPr>
+              <w:pStyle w:val="Normal"/>
+              <w:jc w:val="center"/>
+              <w:pBdr>
+                <w:bottom w:val="none" w:sz="0" w:space="0" w:color="000000"/>
+                <w:top w:val="none" w:sz="0" w:space="0" w:color="000000"/>
+                <w:left w:val="none" w:sz="0" w:space="0" w:color="000000"/>
+                <w:right w:val="none" w:sz="0" w:space="0" w:color="000000"/>
+              </w:pBdr>
+              <w:spacing w:after="100" w:before="100" w:line="240"/>
+              <w:ind w:left="100" w:right="100" w:firstLine="0" w:firstLineChars="0"/>
+              <w:rPr>
+                <w:rFonts w:ascii="Helvetica" w:hAnsi="Helvetica" w:eastAsia="Helvetica" w:cs="Helvetica"/>
+                <w:i w:val="false"/>
+                <w:b w:val="false"/>
+                <w:u w:val="none"/>
+                <w:sz w:val="22"/>
+                <w:szCs w:val="22"/>
+                <w:color w:val="000000"/>
+              </w:rPr>
+            </w:pPr>
+            <w:r>
+              <w:rPr>
+                <w:rFonts w:ascii="Helvetica" w:hAnsi="Helvetica" w:eastAsia="Helvetica" w:cs="Helvetica"/>
+                <w:i w:val="false"/>
+                <w:b w:val="false"/>
+                <w:u w:val="none"/>
+                <w:sz w:val="22"/>
+                <w:szCs w:val="22"/>
+                <w:color w:val="000000"/>
+              </w:rPr>
+              <w:t xml:space="preserve">0.580</w:t>
             </w:r>
           </w:p>
         </w:tc>
@@ -13661,113 +13661,113 @@
                 <w:szCs w:val="22"/>
                 <w:color w:val="000000"/>
               </w:rPr>
-              <w:t xml:space="preserve">0.20</w:t>
-            </w:r>
-          </w:p>
-        </w:tc>
-        <w:tc>
-          <w:tcPr>
-            <w:tcBorders>
-              <w:bottom w:val="none" w:sz="0" w:space="0" w:color="000000"/>
-              <w:top w:val="none" w:sz="0" w:space="0" w:color="000000"/>
-              <w:left w:val="none" w:sz="0" w:space="0" w:color="000000"/>
-              <w:right w:val="none" w:sz="0" w:space="0" w:color="000000"/>
-            </w:tcBorders>
-            <w:shd w:val="clear" w:color="auto" w:fill="FFFFFF"/>
-            <w:tcMar>
-              <w:top w:w="0" w:type="dxa"/>
-              <w:bottom w:w="0" w:type="dxa"/>
-              <w:left w:w="0" w:type="dxa"/>
-              <w:right w:w="0" w:type="dxa"/>
-            </w:tcMar>
-            <w:vAlign w:val="top"/>
-          </w:tcPr>
-          <w:p>
-            <w:pPr>
-              <w:pStyle w:val="Normal"/>
-              <w:jc w:val="center"/>
-              <w:pBdr>
-                <w:bottom w:val="none" w:sz="0" w:space="0" w:color="000000"/>
-                <w:top w:val="none" w:sz="0" w:space="0" w:color="000000"/>
-                <w:left w:val="none" w:sz="0" w:space="0" w:color="000000"/>
-                <w:right w:val="none" w:sz="0" w:space="0" w:color="000000"/>
-              </w:pBdr>
-              <w:spacing w:after="100" w:before="100" w:line="240"/>
-              <w:ind w:left="100" w:right="100" w:firstLine="0" w:firstLineChars="0"/>
-              <w:rPr>
-                <w:rFonts w:ascii="Helvetica" w:hAnsi="Helvetica" w:eastAsia="Helvetica" w:cs="Helvetica"/>
-                <w:i w:val="false"/>
-                <w:b w:val="false"/>
-                <w:u w:val="none"/>
-                <w:sz w:val="22"/>
-                <w:szCs w:val="22"/>
-                <w:color w:val="000000"/>
-              </w:rPr>
-            </w:pPr>
-            <w:r>
-              <w:rPr>
-                <w:rFonts w:ascii="Helvetica" w:hAnsi="Helvetica" w:eastAsia="Helvetica" w:cs="Helvetica"/>
-                <w:i w:val="false"/>
-                <w:b w:val="false"/>
-                <w:u w:val="none"/>
-                <w:sz w:val="22"/>
-                <w:szCs w:val="22"/>
-                <w:color w:val="000000"/>
-              </w:rPr>
-              <w:t xml:space="preserve">0.02, 1.62</w:t>
-            </w:r>
-          </w:p>
-        </w:tc>
-        <w:tc>
-          <w:tcPr>
-            <w:tcBorders>
-              <w:bottom w:val="none" w:sz="0" w:space="0" w:color="000000"/>
-              <w:top w:val="none" w:sz="0" w:space="0" w:color="000000"/>
-              <w:left w:val="none" w:sz="0" w:space="0" w:color="000000"/>
-              <w:right w:val="none" w:sz="0" w:space="0" w:color="000000"/>
-            </w:tcBorders>
-            <w:shd w:val="clear" w:color="auto" w:fill="FFFFFF"/>
-            <w:tcMar>
-              <w:top w:w="0" w:type="dxa"/>
-              <w:bottom w:w="0" w:type="dxa"/>
-              <w:left w:w="0" w:type="dxa"/>
-              <w:right w:w="0" w:type="dxa"/>
-            </w:tcMar>
-            <w:vAlign w:val="top"/>
-          </w:tcPr>
-          <w:p>
-            <w:pPr>
-              <w:pStyle w:val="Normal"/>
-              <w:jc w:val="center"/>
-              <w:pBdr>
-                <w:bottom w:val="none" w:sz="0" w:space="0" w:color="000000"/>
-                <w:top w:val="none" w:sz="0" w:space="0" w:color="000000"/>
-                <w:left w:val="none" w:sz="0" w:space="0" w:color="000000"/>
-                <w:right w:val="none" w:sz="0" w:space="0" w:color="000000"/>
-              </w:pBdr>
-              <w:spacing w:after="100" w:before="100" w:line="240"/>
-              <w:ind w:left="100" w:right="100" w:firstLine="0" w:firstLineChars="0"/>
-              <w:rPr>
-                <w:rFonts w:ascii="Helvetica" w:hAnsi="Helvetica" w:eastAsia="Helvetica" w:cs="Helvetica"/>
-                <w:i w:val="false"/>
-                <w:b w:val="false"/>
-                <w:u w:val="none"/>
-                <w:sz w:val="22"/>
-                <w:szCs w:val="22"/>
-                <w:color w:val="000000"/>
-              </w:rPr>
-            </w:pPr>
-            <w:r>
-              <w:rPr>
-                <w:rFonts w:ascii="Helvetica" w:hAnsi="Helvetica" w:eastAsia="Helvetica" w:cs="Helvetica"/>
-                <w:i w:val="false"/>
-                <w:b w:val="false"/>
-                <w:u w:val="none"/>
-                <w:sz w:val="22"/>
-                <w:szCs w:val="22"/>
-                <w:color w:val="000000"/>
-              </w:rPr>
-              <w:t xml:space="preserve">0.130</w:t>
+              <w:t xml:space="preserve">0.30</w:t>
+            </w:r>
+          </w:p>
+        </w:tc>
+        <w:tc>
+          <w:tcPr>
+            <w:tcBorders>
+              <w:bottom w:val="none" w:sz="0" w:space="0" w:color="000000"/>
+              <w:top w:val="none" w:sz="0" w:space="0" w:color="000000"/>
+              <w:left w:val="none" w:sz="0" w:space="0" w:color="000000"/>
+              <w:right w:val="none" w:sz="0" w:space="0" w:color="000000"/>
+            </w:tcBorders>
+            <w:shd w:val="clear" w:color="auto" w:fill="FFFFFF"/>
+            <w:tcMar>
+              <w:top w:w="0" w:type="dxa"/>
+              <w:bottom w:w="0" w:type="dxa"/>
+              <w:left w:w="0" w:type="dxa"/>
+              <w:right w:w="0" w:type="dxa"/>
+            </w:tcMar>
+            <w:vAlign w:val="top"/>
+          </w:tcPr>
+          <w:p>
+            <w:pPr>
+              <w:pStyle w:val="Normal"/>
+              <w:jc w:val="center"/>
+              <w:pBdr>
+                <w:bottom w:val="none" w:sz="0" w:space="0" w:color="000000"/>
+                <w:top w:val="none" w:sz="0" w:space="0" w:color="000000"/>
+                <w:left w:val="none" w:sz="0" w:space="0" w:color="000000"/>
+                <w:right w:val="none" w:sz="0" w:space="0" w:color="000000"/>
+              </w:pBdr>
+              <w:spacing w:after="100" w:before="100" w:line="240"/>
+              <w:ind w:left="100" w:right="100" w:firstLine="0" w:firstLineChars="0"/>
+              <w:rPr>
+                <w:rFonts w:ascii="Helvetica" w:hAnsi="Helvetica" w:eastAsia="Helvetica" w:cs="Helvetica"/>
+                <w:i w:val="false"/>
+                <w:b w:val="false"/>
+                <w:u w:val="none"/>
+                <w:sz w:val="22"/>
+                <w:szCs w:val="22"/>
+                <w:color w:val="000000"/>
+              </w:rPr>
+            </w:pPr>
+            <w:r>
+              <w:rPr>
+                <w:rFonts w:ascii="Helvetica" w:hAnsi="Helvetica" w:eastAsia="Helvetica" w:cs="Helvetica"/>
+                <w:i w:val="false"/>
+                <w:b w:val="false"/>
+                <w:u w:val="none"/>
+                <w:sz w:val="22"/>
+                <w:szCs w:val="22"/>
+                <w:color w:val="000000"/>
+              </w:rPr>
+              <w:t xml:space="preserve">0.06, 1.35</w:t>
+            </w:r>
+          </w:p>
+        </w:tc>
+        <w:tc>
+          <w:tcPr>
+            <w:tcBorders>
+              <w:bottom w:val="none" w:sz="0" w:space="0" w:color="000000"/>
+              <w:top w:val="none" w:sz="0" w:space="0" w:color="000000"/>
+              <w:left w:val="none" w:sz="0" w:space="0" w:color="000000"/>
+              <w:right w:val="none" w:sz="0" w:space="0" w:color="000000"/>
+            </w:tcBorders>
+            <w:shd w:val="clear" w:color="auto" w:fill="FFFFFF"/>
+            <w:tcMar>
+              <w:top w:w="0" w:type="dxa"/>
+              <w:bottom w:w="0" w:type="dxa"/>
+              <w:left w:w="0" w:type="dxa"/>
+              <w:right w:w="0" w:type="dxa"/>
+            </w:tcMar>
+            <w:vAlign w:val="top"/>
+          </w:tcPr>
+          <w:p>
+            <w:pPr>
+              <w:pStyle w:val="Normal"/>
+              <w:jc w:val="center"/>
+              <w:pBdr>
+                <w:bottom w:val="none" w:sz="0" w:space="0" w:color="000000"/>
+                <w:top w:val="none" w:sz="0" w:space="0" w:color="000000"/>
+                <w:left w:val="none" w:sz="0" w:space="0" w:color="000000"/>
+                <w:right w:val="none" w:sz="0" w:space="0" w:color="000000"/>
+              </w:pBdr>
+              <w:spacing w:after="100" w:before="100" w:line="240"/>
+              <w:ind w:left="100" w:right="100" w:firstLine="0" w:firstLineChars="0"/>
+              <w:rPr>
+                <w:rFonts w:ascii="Helvetica" w:hAnsi="Helvetica" w:eastAsia="Helvetica" w:cs="Helvetica"/>
+                <w:i w:val="false"/>
+                <w:b w:val="false"/>
+                <w:u w:val="none"/>
+                <w:sz w:val="22"/>
+                <w:szCs w:val="22"/>
+                <w:color w:val="000000"/>
+              </w:rPr>
+            </w:pPr>
+            <w:r>
+              <w:rPr>
+                <w:rFonts w:ascii="Helvetica" w:hAnsi="Helvetica" w:eastAsia="Helvetica" w:cs="Helvetica"/>
+                <w:i w:val="false"/>
+                <w:b w:val="false"/>
+                <w:u w:val="none"/>
+                <w:sz w:val="22"/>
+                <w:szCs w:val="22"/>
+                <w:color w:val="000000"/>
+              </w:rPr>
+              <w:t xml:space="preserve">0.120</w:t>
             </w:r>
           </w:p>
         </w:tc>
@@ -14144,113 +14144,113 @@
                 <w:szCs w:val="22"/>
                 <w:color w:val="000000"/>
               </w:rPr>
-              <w:t xml:space="preserve">0.81</w:t>
-            </w:r>
-          </w:p>
-        </w:tc>
-        <w:tc>
-          <w:tcPr>
-            <w:tcBorders>
-              <w:bottom w:val="none" w:sz="0" w:space="0" w:color="000000"/>
-              <w:top w:val="none" w:sz="0" w:space="0" w:color="000000"/>
-              <w:left w:val="none" w:sz="0" w:space="0" w:color="000000"/>
-              <w:right w:val="none" w:sz="0" w:space="0" w:color="000000"/>
-            </w:tcBorders>
-            <w:shd w:val="clear" w:color="auto" w:fill="FFFFFF"/>
-            <w:tcMar>
-              <w:top w:w="0" w:type="dxa"/>
-              <w:bottom w:w="0" w:type="dxa"/>
-              <w:left w:w="0" w:type="dxa"/>
-              <w:right w:w="0" w:type="dxa"/>
-            </w:tcMar>
-            <w:vAlign w:val="top"/>
-          </w:tcPr>
-          <w:p>
-            <w:pPr>
-              <w:pStyle w:val="Normal"/>
-              <w:jc w:val="center"/>
-              <w:pBdr>
-                <w:bottom w:val="none" w:sz="0" w:space="0" w:color="000000"/>
-                <w:top w:val="none" w:sz="0" w:space="0" w:color="000000"/>
-                <w:left w:val="none" w:sz="0" w:space="0" w:color="000000"/>
-                <w:right w:val="none" w:sz="0" w:space="0" w:color="000000"/>
-              </w:pBdr>
-              <w:spacing w:after="100" w:before="100" w:line="240"/>
-              <w:ind w:left="100" w:right="100" w:firstLine="0" w:firstLineChars="0"/>
-              <w:rPr>
-                <w:rFonts w:ascii="Helvetica" w:hAnsi="Helvetica" w:eastAsia="Helvetica" w:cs="Helvetica"/>
-                <w:i w:val="false"/>
-                <w:b w:val="false"/>
-                <w:u w:val="none"/>
-                <w:sz w:val="22"/>
-                <w:szCs w:val="22"/>
-                <w:color w:val="000000"/>
-              </w:rPr>
-            </w:pPr>
-            <w:r>
-              <w:rPr>
-                <w:rFonts w:ascii="Helvetica" w:hAnsi="Helvetica" w:eastAsia="Helvetica" w:cs="Helvetica"/>
-                <w:i w:val="false"/>
-                <w:b w:val="false"/>
-                <w:u w:val="none"/>
-                <w:sz w:val="22"/>
-                <w:szCs w:val="22"/>
-                <w:color w:val="000000"/>
-              </w:rPr>
-              <w:t xml:space="preserve">0.04, 17.5</w:t>
-            </w:r>
-          </w:p>
-        </w:tc>
-        <w:tc>
-          <w:tcPr>
-            <w:tcBorders>
-              <w:bottom w:val="none" w:sz="0" w:space="0" w:color="000000"/>
-              <w:top w:val="none" w:sz="0" w:space="0" w:color="000000"/>
-              <w:left w:val="none" w:sz="0" w:space="0" w:color="000000"/>
-              <w:right w:val="none" w:sz="0" w:space="0" w:color="000000"/>
-            </w:tcBorders>
-            <w:shd w:val="clear" w:color="auto" w:fill="FFFFFF"/>
-            <w:tcMar>
-              <w:top w:w="0" w:type="dxa"/>
-              <w:bottom w:w="0" w:type="dxa"/>
-              <w:left w:w="0" w:type="dxa"/>
-              <w:right w:w="0" w:type="dxa"/>
-            </w:tcMar>
-            <w:vAlign w:val="top"/>
-          </w:tcPr>
-          <w:p>
-            <w:pPr>
-              <w:pStyle w:val="Normal"/>
-              <w:jc w:val="center"/>
-              <w:pBdr>
-                <w:bottom w:val="none" w:sz="0" w:space="0" w:color="000000"/>
-                <w:top w:val="none" w:sz="0" w:space="0" w:color="000000"/>
-                <w:left w:val="none" w:sz="0" w:space="0" w:color="000000"/>
-                <w:right w:val="none" w:sz="0" w:space="0" w:color="000000"/>
-              </w:pBdr>
-              <w:spacing w:after="100" w:before="100" w:line="240"/>
-              <w:ind w:left="100" w:right="100" w:firstLine="0" w:firstLineChars="0"/>
-              <w:rPr>
-                <w:rFonts w:ascii="Helvetica" w:hAnsi="Helvetica" w:eastAsia="Helvetica" w:cs="Helvetica"/>
-                <w:i w:val="false"/>
-                <w:b w:val="false"/>
-                <w:u w:val="none"/>
-                <w:sz w:val="22"/>
-                <w:szCs w:val="22"/>
-                <w:color w:val="000000"/>
-              </w:rPr>
-            </w:pPr>
-            <w:r>
-              <w:rPr>
-                <w:rFonts w:ascii="Helvetica" w:hAnsi="Helvetica" w:eastAsia="Helvetica" w:cs="Helvetica"/>
-                <w:i w:val="false"/>
-                <w:b w:val="false"/>
-                <w:u w:val="none"/>
-                <w:sz w:val="22"/>
-                <w:szCs w:val="22"/>
-                <w:color w:val="000000"/>
-              </w:rPr>
-              <w:t xml:space="preserve">0.890</w:t>
+              <w:t xml:space="preserve">0.91</w:t>
+            </w:r>
+          </w:p>
+        </w:tc>
+        <w:tc>
+          <w:tcPr>
+            <w:tcBorders>
+              <w:bottom w:val="none" w:sz="0" w:space="0" w:color="000000"/>
+              <w:top w:val="none" w:sz="0" w:space="0" w:color="000000"/>
+              <w:left w:val="none" w:sz="0" w:space="0" w:color="000000"/>
+              <w:right w:val="none" w:sz="0" w:space="0" w:color="000000"/>
+            </w:tcBorders>
+            <w:shd w:val="clear" w:color="auto" w:fill="FFFFFF"/>
+            <w:tcMar>
+              <w:top w:w="0" w:type="dxa"/>
+              <w:bottom w:w="0" w:type="dxa"/>
+              <w:left w:w="0" w:type="dxa"/>
+              <w:right w:w="0" w:type="dxa"/>
+            </w:tcMar>
+            <w:vAlign w:val="top"/>
+          </w:tcPr>
+          <w:p>
+            <w:pPr>
+              <w:pStyle w:val="Normal"/>
+              <w:jc w:val="center"/>
+              <w:pBdr>
+                <w:bottom w:val="none" w:sz="0" w:space="0" w:color="000000"/>
+                <w:top w:val="none" w:sz="0" w:space="0" w:color="000000"/>
+                <w:left w:val="none" w:sz="0" w:space="0" w:color="000000"/>
+                <w:right w:val="none" w:sz="0" w:space="0" w:color="000000"/>
+              </w:pBdr>
+              <w:spacing w:after="100" w:before="100" w:line="240"/>
+              <w:ind w:left="100" w:right="100" w:firstLine="0" w:firstLineChars="0"/>
+              <w:rPr>
+                <w:rFonts w:ascii="Helvetica" w:hAnsi="Helvetica" w:eastAsia="Helvetica" w:cs="Helvetica"/>
+                <w:i w:val="false"/>
+                <w:b w:val="false"/>
+                <w:u w:val="none"/>
+                <w:sz w:val="22"/>
+                <w:szCs w:val="22"/>
+                <w:color w:val="000000"/>
+              </w:rPr>
+            </w:pPr>
+            <w:r>
+              <w:rPr>
+                <w:rFonts w:ascii="Helvetica" w:hAnsi="Helvetica" w:eastAsia="Helvetica" w:cs="Helvetica"/>
+                <w:i w:val="false"/>
+                <w:b w:val="false"/>
+                <w:u w:val="none"/>
+                <w:sz w:val="22"/>
+                <w:szCs w:val="22"/>
+                <w:color w:val="000000"/>
+              </w:rPr>
+              <w:t xml:space="preserve">0.05, 18.1</w:t>
+            </w:r>
+          </w:p>
+        </w:tc>
+        <w:tc>
+          <w:tcPr>
+            <w:tcBorders>
+              <w:bottom w:val="none" w:sz="0" w:space="0" w:color="000000"/>
+              <w:top w:val="none" w:sz="0" w:space="0" w:color="000000"/>
+              <w:left w:val="none" w:sz="0" w:space="0" w:color="000000"/>
+              <w:right w:val="none" w:sz="0" w:space="0" w:color="000000"/>
+            </w:tcBorders>
+            <w:shd w:val="clear" w:color="auto" w:fill="FFFFFF"/>
+            <w:tcMar>
+              <w:top w:w="0" w:type="dxa"/>
+              <w:bottom w:w="0" w:type="dxa"/>
+              <w:left w:w="0" w:type="dxa"/>
+              <w:right w:w="0" w:type="dxa"/>
+            </w:tcMar>
+            <w:vAlign w:val="top"/>
+          </w:tcPr>
+          <w:p>
+            <w:pPr>
+              <w:pStyle w:val="Normal"/>
+              <w:jc w:val="center"/>
+              <w:pBdr>
+                <w:bottom w:val="none" w:sz="0" w:space="0" w:color="000000"/>
+                <w:top w:val="none" w:sz="0" w:space="0" w:color="000000"/>
+                <w:left w:val="none" w:sz="0" w:space="0" w:color="000000"/>
+                <w:right w:val="none" w:sz="0" w:space="0" w:color="000000"/>
+              </w:pBdr>
+              <w:spacing w:after="100" w:before="100" w:line="240"/>
+              <w:ind w:left="100" w:right="100" w:firstLine="0" w:firstLineChars="0"/>
+              <w:rPr>
+                <w:rFonts w:ascii="Helvetica" w:hAnsi="Helvetica" w:eastAsia="Helvetica" w:cs="Helvetica"/>
+                <w:i w:val="false"/>
+                <w:b w:val="false"/>
+                <w:u w:val="none"/>
+                <w:sz w:val="22"/>
+                <w:szCs w:val="22"/>
+                <w:color w:val="000000"/>
+              </w:rPr>
+            </w:pPr>
+            <w:r>
+              <w:rPr>
+                <w:rFonts w:ascii="Helvetica" w:hAnsi="Helvetica" w:eastAsia="Helvetica" w:cs="Helvetica"/>
+                <w:i w:val="false"/>
+                <w:b w:val="false"/>
+                <w:u w:val="none"/>
+                <w:sz w:val="22"/>
+                <w:szCs w:val="22"/>
+                <w:color w:val="000000"/>
+              </w:rPr>
+              <w:t xml:space="preserve">0.950</w:t>
             </w:r>
           </w:p>
         </w:tc>
@@ -14309,7 +14309,7 @@
                 <w:szCs w:val="22"/>
                 <w:color w:val="000000"/>
               </w:rPr>
-              <w:t xml:space="preserve">ckd_epi_gfr_cre_cys</w:t>
+              <w:t xml:space="preserve">baseline_cre_egfr</w:t>
             </w:r>
           </w:p>
         </w:tc>
@@ -14415,7 +14415,7 @@
                 <w:szCs w:val="22"/>
                 <w:color w:val="000000"/>
               </w:rPr>
-              <w:t xml:space="preserve">1.01</w:t>
+              <w:t xml:space="preserve">1.02</w:t>
             </w:r>
           </w:p>
         </w:tc>
@@ -14468,7 +14468,7 @@
                 <w:szCs w:val="22"/>
                 <w:color w:val="000000"/>
               </w:rPr>
-              <w:t xml:space="preserve">0.97, 1.05</w:t>
+              <w:t xml:space="preserve">0.98, 1.07</w:t>
             </w:r>
           </w:p>
         </w:tc>
@@ -14521,7 +14521,7 @@
                 <w:szCs w:val="22"/>
                 <w:color w:val="000000"/>
               </w:rPr>
-              <w:t xml:space="preserve">0.770</w:t>
+              <w:t xml:space="preserve">0.310</w:t>
             </w:r>
           </w:p>
         </w:tc>
@@ -14627,7 +14627,7 @@
                 <w:szCs w:val="22"/>
                 <w:color w:val="000000"/>
               </w:rPr>
-              <w:t xml:space="preserve">1.07</w:t>
+              <w:t xml:space="preserve">1.08</w:t>
             </w:r>
           </w:p>
         </w:tc>
@@ -14680,7 +14680,7 @@
                 <w:szCs w:val="22"/>
                 <w:color w:val="000000"/>
               </w:rPr>
-              <w:t xml:space="preserve">0.95, 1.20</w:t>
+              <w:t xml:space="preserve">0.95, 1.21</w:t>
             </w:r>
           </w:p>
         </w:tc>
@@ -14733,7 +14733,7 @@
                 <w:szCs w:val="22"/>
                 <w:color w:val="000000"/>
               </w:rPr>
-              <w:t xml:space="preserve">0.260</w:t>
+              <w:t xml:space="preserve">0.240</w:t>
             </w:r>
           </w:p>
         </w:tc>
